--- a/docs/Viewer-Product-Integration-Guide.docx
+++ b/docs/Viewer-Product-Integration-Guide.docx
@@ -230,9 +230,14 @@
             </w:pPr>
             <w:r>
               <w:rPr>
+                <w:rFonts w:ascii="Calibri" w:cs="Calibri" w:eastAsia="Calibri" w:hAnsi="Calibri"/>
                 <w:b/>
                 <w:bCs/>
-              </w:rPr>
+                <w:color w:val="0F7A83"/>
+                <w:sz w:val="19"/>
+                <w:szCs w:val="19"/>
+              </w:rPr>
+              <w:t xml:space="preserve">HOST CDE</w:t>
             </w:r>
           </w:p>
         </w:tc>
@@ -260,9 +265,14 @@
             </w:pPr>
             <w:r>
               <w:rPr>
+                <w:rFonts w:ascii="Calibri" w:cs="Calibri" w:eastAsia="Calibri" w:hAnsi="Calibri"/>
                 <w:b/>
                 <w:bCs/>
-              </w:rPr>
+                <w:color w:val="5F6875"/>
+                <w:sz w:val="19"/>
+                <w:szCs w:val="19"/>
+              </w:rPr>
+              <w:t xml:space="preserve">EXCHANGE</w:t>
             </w:r>
           </w:p>
         </w:tc>
@@ -290,9 +300,14 @@
             </w:pPr>
             <w:r>
               <w:rPr>
+                <w:rFonts w:ascii="Calibri" w:cs="Calibri" w:eastAsia="Calibri" w:hAnsi="Calibri"/>
                 <w:b/>
                 <w:bCs/>
-              </w:rPr>
+                <w:color w:val="5F6875"/>
+                <w:sz w:val="19"/>
+                <w:szCs w:val="19"/>
+              </w:rPr>
+              <w:t xml:space="preserve">VIEWER PRODUCT</w:t>
             </w:r>
           </w:p>
         </w:tc>
@@ -678,9 +693,14 @@
             </w:pPr>
             <w:r>
               <w:rPr>
+                <w:rFonts w:ascii="Calibri" w:cs="Calibri" w:eastAsia="Calibri" w:hAnsi="Calibri"/>
                 <w:b/>
                 <w:bCs/>
-              </w:rPr>
+                <w:color w:val="0F7A83"/>
+                <w:sz w:val="19"/>
+                <w:szCs w:val="19"/>
+              </w:rPr>
+              <w:t xml:space="preserve">3.  hand over the document  →</w:t>
             </w:r>
           </w:p>
           <w:p>
@@ -690,9 +710,14 @@
             </w:pPr>
             <w:r>
               <w:rPr>
+                <w:rFonts w:ascii="Calibri" w:cs="Calibri" w:eastAsia="Calibri" w:hAnsi="Calibri"/>
                 <w:b/>
                 <w:bCs/>
-              </w:rPr>
+                <w:color w:val="0F7A83"/>
+                <w:sz w:val="19"/>
+                <w:szCs w:val="19"/>
+              </w:rPr>
+              <w:t xml:space="preserve">✓  BUILT</w:t>
             </w:r>
           </w:p>
           <w:p>
@@ -702,9 +727,14 @@
             </w:pPr>
             <w:r>
               <w:rPr>
+                <w:rFonts w:ascii="Calibri" w:cs="Calibri" w:eastAsia="Calibri" w:hAnsi="Calibri"/>
                 <w:b/>
                 <w:bCs/>
-              </w:rPr>
+                <w:color w:val="0F7A83"/>
+                <w:sz w:val="19"/>
+                <w:szCs w:val="19"/>
+              </w:rPr>
+              <w:t xml:space="preserve">POST /api/conversions</w:t>
             </w:r>
           </w:p>
         </w:tc>
@@ -1046,9 +1076,14 @@
             </w:pPr>
             <w:r>
               <w:rPr>
+                <w:rFonts w:ascii="Calibri" w:cs="Calibri" w:eastAsia="Calibri" w:hAnsi="Calibri"/>
                 <w:b/>
                 <w:bCs/>
-              </w:rPr>
+                <w:color w:val="1B2027"/>
+                <w:sz w:val="19"/>
+                <w:szCs w:val="19"/>
+              </w:rPr>
+              <w:t xml:space="preserve">#</w:t>
             </w:r>
           </w:p>
         </w:tc>
@@ -1075,9 +1110,14 @@
             </w:pPr>
             <w:r>
               <w:rPr>
+                <w:rFonts w:ascii="Calibri" w:cs="Calibri" w:eastAsia="Calibri" w:hAnsi="Calibri"/>
                 <w:b/>
                 <w:bCs/>
-              </w:rPr>
+                <w:color w:val="1B2027"/>
+                <w:sz w:val="19"/>
+                <w:szCs w:val="19"/>
+              </w:rPr>
+              <w:t xml:space="preserve">STAGE</w:t>
             </w:r>
           </w:p>
         </w:tc>
@@ -1104,9 +1144,14 @@
             </w:pPr>
             <w:r>
               <w:rPr>
+                <w:rFonts w:ascii="Calibri" w:cs="Calibri" w:eastAsia="Calibri" w:hAnsi="Calibri"/>
                 <w:b/>
                 <w:bCs/>
-              </w:rPr>
+                <w:color w:val="1B2027"/>
+                <w:sz w:val="19"/>
+                <w:szCs w:val="19"/>
+              </w:rPr>
+              <w:t xml:space="preserve">WHAT HAPPENS</w:t>
             </w:r>
           </w:p>
         </w:tc>
@@ -1136,9 +1181,14 @@
             </w:pPr>
             <w:r>
               <w:rPr>
+                <w:rFonts w:ascii="Calibri" w:cs="Calibri" w:eastAsia="Calibri" w:hAnsi="Calibri"/>
                 <w:b/>
                 <w:bCs/>
-              </w:rPr>
+                <w:color w:val="0F7A83"/>
+                <w:sz w:val="19"/>
+                <w:szCs w:val="19"/>
+              </w:rPr>
+              <w:t xml:space="preserve">1</w:t>
             </w:r>
           </w:p>
         </w:tc>
@@ -1165,9 +1215,14 @@
             </w:pPr>
             <w:r>
               <w:rPr>
+                <w:rFonts w:ascii="Calibri" w:cs="Calibri" w:eastAsia="Calibri" w:hAnsi="Calibri"/>
                 <w:b/>
                 <w:bCs/>
-              </w:rPr>
+                <w:color w:val="1B2027"/>
+                <w:sz w:val="19"/>
+                <w:szCs w:val="19"/>
+              </w:rPr>
+              <w:t xml:space="preserve">Host mints a link</w:t>
             </w:r>
           </w:p>
         </w:tc>
@@ -1230,9 +1285,14 @@
             </w:pPr>
             <w:r>
               <w:rPr>
+                <w:rFonts w:ascii="Calibri" w:cs="Calibri" w:eastAsia="Calibri" w:hAnsi="Calibri"/>
                 <w:b/>
                 <w:bCs/>
-              </w:rPr>
+                <w:color w:val="0F7A83"/>
+                <w:sz w:val="19"/>
+                <w:szCs w:val="19"/>
+              </w:rPr>
+              <w:t xml:space="preserve">2</w:t>
             </w:r>
           </w:p>
         </w:tc>
@@ -1258,9 +1318,14 @@
             </w:pPr>
             <w:r>
               <w:rPr>
+                <w:rFonts w:ascii="Calibri" w:cs="Calibri" w:eastAsia="Calibri" w:hAnsi="Calibri"/>
                 <w:b/>
                 <w:bCs/>
-              </w:rPr>
+                <w:color w:val="1B2027"/>
+                <w:sz w:val="19"/>
+                <w:szCs w:val="19"/>
+              </w:rPr>
+              <w:t xml:space="preserve">Submit</w:t>
             </w:r>
           </w:p>
         </w:tc>
@@ -1322,9 +1387,14 @@
             </w:pPr>
             <w:r>
               <w:rPr>
+                <w:rFonts w:ascii="Calibri" w:cs="Calibri" w:eastAsia="Calibri" w:hAnsi="Calibri"/>
                 <w:b/>
                 <w:bCs/>
-              </w:rPr>
+                <w:color w:val="0F7A83"/>
+                <w:sz w:val="19"/>
+                <w:szCs w:val="19"/>
+              </w:rPr>
+              <w:t xml:space="preserve">3</w:t>
             </w:r>
           </w:p>
         </w:tc>
@@ -1350,9 +1420,14 @@
             </w:pPr>
             <w:r>
               <w:rPr>
+                <w:rFonts w:ascii="Calibri" w:cs="Calibri" w:eastAsia="Calibri" w:hAnsi="Calibri"/>
                 <w:b/>
                 <w:bCs/>
-              </w:rPr>
+                <w:color w:val="1B2027"/>
+                <w:sz w:val="19"/>
+                <w:szCs w:val="19"/>
+              </w:rPr>
+              <w:t xml:space="preserve">Destination policy</w:t>
             </w:r>
           </w:p>
         </w:tc>
@@ -1414,9 +1489,14 @@
             </w:pPr>
             <w:r>
               <w:rPr>
+                <w:rFonts w:ascii="Calibri" w:cs="Calibri" w:eastAsia="Calibri" w:hAnsi="Calibri"/>
                 <w:b/>
                 <w:bCs/>
-              </w:rPr>
+                <w:color w:val="0F7A83"/>
+                <w:sz w:val="19"/>
+                <w:szCs w:val="19"/>
+              </w:rPr>
+              <w:t xml:space="preserve">4</w:t>
             </w:r>
           </w:p>
         </w:tc>
@@ -1442,9 +1522,14 @@
             </w:pPr>
             <w:r>
               <w:rPr>
+                <w:rFonts w:ascii="Calibri" w:cs="Calibri" w:eastAsia="Calibri" w:hAnsi="Calibri"/>
                 <w:b/>
                 <w:bCs/>
-              </w:rPr>
+                <w:color w:val="1B2027"/>
+                <w:sz w:val="19"/>
+                <w:szCs w:val="19"/>
+              </w:rPr>
+              <w:t xml:space="preserve">Bounded fetch</w:t>
             </w:r>
           </w:p>
         </w:tc>
@@ -1506,9 +1591,14 @@
             </w:pPr>
             <w:r>
               <w:rPr>
+                <w:rFonts w:ascii="Calibri" w:cs="Calibri" w:eastAsia="Calibri" w:hAnsi="Calibri"/>
                 <w:b/>
                 <w:bCs/>
-              </w:rPr>
+                <w:color w:val="0F7A83"/>
+                <w:sz w:val="19"/>
+                <w:szCs w:val="19"/>
+              </w:rPr>
+              <w:t xml:space="preserve">5</w:t>
             </w:r>
           </w:p>
         </w:tc>
@@ -1534,9 +1624,14 @@
             </w:pPr>
             <w:r>
               <w:rPr>
+                <w:rFonts w:ascii="Calibri" w:cs="Calibri" w:eastAsia="Calibri" w:hAnsi="Calibri"/>
                 <w:b/>
                 <w:bCs/>
-              </w:rPr>
+                <w:color w:val="1B2027"/>
+                <w:sz w:val="19"/>
+                <w:szCs w:val="19"/>
+              </w:rPr>
+              <w:t xml:space="preserve">Quarantine + scan</w:t>
             </w:r>
           </w:p>
         </w:tc>
@@ -1598,9 +1693,14 @@
             </w:pPr>
             <w:r>
               <w:rPr>
+                <w:rFonts w:ascii="Calibri" w:cs="Calibri" w:eastAsia="Calibri" w:hAnsi="Calibri"/>
                 <w:b/>
                 <w:bCs/>
-              </w:rPr>
+                <w:color w:val="0F7A83"/>
+                <w:sz w:val="19"/>
+                <w:szCs w:val="19"/>
+              </w:rPr>
+              <w:t xml:space="preserve">6</w:t>
             </w:r>
           </w:p>
         </w:tc>
@@ -1626,9 +1726,14 @@
             </w:pPr>
             <w:r>
               <w:rPr>
+                <w:rFonts w:ascii="Calibri" w:cs="Calibri" w:eastAsia="Calibri" w:hAnsi="Calibri"/>
                 <w:b/>
                 <w:bCs/>
-              </w:rPr>
+                <w:color w:val="1B2027"/>
+                <w:sz w:val="19"/>
+                <w:szCs w:val="19"/>
+              </w:rPr>
+              <w:t xml:space="preserve">Convert</w:t>
             </w:r>
           </w:p>
         </w:tc>
@@ -1691,9 +1796,14 @@
             </w:pPr>
             <w:r>
               <w:rPr>
+                <w:rFonts w:ascii="Calibri" w:cs="Calibri" w:eastAsia="Calibri" w:hAnsi="Calibri"/>
                 <w:b/>
                 <w:bCs/>
-              </w:rPr>
+                <w:color w:val="0F7A83"/>
+                <w:sz w:val="19"/>
+                <w:szCs w:val="19"/>
+              </w:rPr>
+              <w:t xml:space="preserve">7</w:t>
             </w:r>
           </w:p>
         </w:tc>
@@ -1720,9 +1830,14 @@
             </w:pPr>
             <w:r>
               <w:rPr>
+                <w:rFonts w:ascii="Calibri" w:cs="Calibri" w:eastAsia="Calibri" w:hAnsi="Calibri"/>
                 <w:b/>
                 <w:bCs/>
-              </w:rPr>
+                <w:color w:val="1B2027"/>
+                <w:sz w:val="19"/>
+                <w:szCs w:val="19"/>
+              </w:rPr>
+              <w:t xml:space="preserve">Poll</w:t>
             </w:r>
           </w:p>
         </w:tc>
@@ -1786,9 +1901,14 @@
             </w:pPr>
             <w:r>
               <w:rPr>
+                <w:rFonts w:ascii="Calibri" w:cs="Calibri" w:eastAsia="Calibri" w:hAnsi="Calibri"/>
                 <w:b/>
                 <w:bCs/>
-              </w:rPr>
+                <w:color w:val="0F7A83"/>
+                <w:sz w:val="19"/>
+                <w:szCs w:val="19"/>
+              </w:rPr>
+              <w:t xml:space="preserve">8</w:t>
             </w:r>
           </w:p>
         </w:tc>
@@ -1815,9 +1935,14 @@
             </w:pPr>
             <w:r>
               <w:rPr>
+                <w:rFonts w:ascii="Calibri" w:cs="Calibri" w:eastAsia="Calibri" w:hAnsi="Calibri"/>
                 <w:b/>
                 <w:bCs/>
-              </w:rPr>
+                <w:color w:val="1B2027"/>
+                <w:sz w:val="19"/>
+                <w:szCs w:val="19"/>
+              </w:rPr>
+              <w:t xml:space="preserve">Collect</w:t>
             </w:r>
           </w:p>
         </w:tc>
@@ -3328,9 +3453,9 @@
         </w:tblBorders>
       </w:tblPr>
       <w:tblGrid>
-        <w:gridCol w:w="2900"/>
-        <w:gridCol w:w="900"/>
-        <w:gridCol w:w="5946"/>
+        <w:gridCol w:w="2800"/>
+        <w:gridCol w:w="1200"/>
+        <w:gridCol w:w="5746"/>
       </w:tblGrid>
       <w:tr>
         <w:trPr>
@@ -3338,7 +3463,7 @@
         </w:trPr>
         <w:tc>
           <w:tcPr>
-            <w:tcW w:type="dxa" w:w="2900"/>
+            <w:tcW w:type="dxa" w:w="2800"/>
             <w:tcBorders>
               <w:top w:val="single" w:color="D9D7D1" w:sz="4"/>
               <w:left w:val="single" w:color="D9D7D1" w:sz="4"/>
@@ -3359,15 +3484,20 @@
             </w:pPr>
             <w:r>
               <w:rPr>
+                <w:rFonts w:ascii="Calibri" w:cs="Calibri" w:eastAsia="Calibri" w:hAnsi="Calibri"/>
                 <w:b/>
                 <w:bCs/>
-              </w:rPr>
-            </w:r>
-          </w:p>
-        </w:tc>
-        <w:tc>
-          <w:tcPr>
-            <w:tcW w:type="dxa" w:w="900"/>
+                <w:color w:val="1B2027"/>
+                <w:sz w:val="19"/>
+                <w:szCs w:val="19"/>
+              </w:rPr>
+              <w:t xml:space="preserve">Endpoint</w:t>
+            </w:r>
+          </w:p>
+        </w:tc>
+        <w:tc>
+          <w:tcPr>
+            <w:tcW w:type="dxa" w:w="1200"/>
             <w:tcBorders>
               <w:top w:val="single" w:color="D9D7D1" w:sz="4"/>
               <w:left w:val="single" w:color="D9D7D1" w:sz="4"/>
@@ -3389,15 +3519,20 @@
             </w:pPr>
             <w:r>
               <w:rPr>
+                <w:rFonts w:ascii="Calibri" w:cs="Calibri" w:eastAsia="Calibri" w:hAnsi="Calibri"/>
                 <w:b/>
                 <w:bCs/>
-              </w:rPr>
-            </w:r>
-          </w:p>
-        </w:tc>
-        <w:tc>
-          <w:tcPr>
-            <w:tcW w:type="dxa" w:w="5946"/>
+                <w:color w:val="1B2027"/>
+                <w:sz w:val="19"/>
+                <w:szCs w:val="19"/>
+              </w:rPr>
+              <w:t xml:space="preserve">Status</w:t>
+            </w:r>
+          </w:p>
+        </w:tc>
+        <w:tc>
+          <w:tcPr>
+            <w:tcW w:type="dxa" w:w="5746"/>
             <w:tcBorders>
               <w:top w:val="single" w:color="D9D7D1" w:sz="4"/>
               <w:left w:val="single" w:color="D9D7D1" w:sz="4"/>
@@ -3418,9 +3553,14 @@
             </w:pPr>
             <w:r>
               <w:rPr>
+                <w:rFonts w:ascii="Calibri" w:cs="Calibri" w:eastAsia="Calibri" w:hAnsi="Calibri"/>
                 <w:b/>
                 <w:bCs/>
-              </w:rPr>
+                <w:color w:val="1B2027"/>
+                <w:sz w:val="19"/>
+                <w:szCs w:val="19"/>
+              </w:rPr>
+              <w:t xml:space="preserve">Means</w:t>
             </w:r>
           </w:p>
         </w:tc>
@@ -3428,7 +3568,7 @@
       <w:tr>
         <w:tc>
           <w:tcPr>
-            <w:tcW w:type="dxa" w:w="2900"/>
+            <w:tcW w:type="dxa" w:w="2800"/>
             <w:tcBorders>
               <w:top w:val="single" w:color="D9D7D1" w:sz="4"/>
               <w:left w:val="single" w:color="D9D7D1" w:sz="4"/>
@@ -3461,7 +3601,7 @@
         </w:tc>
         <w:tc>
           <w:tcPr>
-            <w:tcW w:type="dxa" w:w="900"/>
+            <w:tcW w:type="dxa" w:w="1200"/>
             <w:tcBorders>
               <w:top w:val="single" w:color="D9D7D1" w:sz="4"/>
               <w:left w:val="single" w:color="D9D7D1" w:sz="4"/>
@@ -3482,15 +3622,20 @@
             </w:pPr>
             <w:r>
               <w:rPr>
+                <w:rFonts w:ascii="Calibri" w:cs="Calibri" w:eastAsia="Calibri" w:hAnsi="Calibri"/>
                 <w:b/>
                 <w:bCs/>
-              </w:rPr>
-            </w:r>
-          </w:p>
-        </w:tc>
-        <w:tc>
-          <w:tcPr>
-            <w:tcW w:type="dxa" w:w="5946"/>
+                <w:color w:val="0F7A83"/>
+                <w:sz w:val="19"/>
+                <w:szCs w:val="19"/>
+              </w:rPr>
+              <w:t xml:space="preserve">202</w:t>
+            </w:r>
+          </w:p>
+        </w:tc>
+        <w:tc>
+          <w:tcPr>
+            <w:tcW w:type="dxa" w:w="5746"/>
             <w:tcBorders>
               <w:top w:val="single" w:color="D9D7D1" w:sz="4"/>
               <w:left w:val="single" w:color="D9D7D1" w:sz="4"/>
@@ -3525,7 +3670,7 @@
       <w:tr>
         <w:tc>
           <w:tcPr>
-            <w:tcW w:type="dxa" w:w="2900"/>
+            <w:tcW w:type="dxa" w:w="2800"/>
             <w:tcBorders>
               <w:top w:val="single" w:color="D9D7D1" w:sz="4"/>
               <w:left w:val="single" w:color="D9D7D1" w:sz="4"/>
@@ -3556,7 +3701,7 @@
         </w:tc>
         <w:tc>
           <w:tcPr>
-            <w:tcW w:type="dxa" w:w="900"/>
+            <w:tcW w:type="dxa" w:w="1200"/>
             <w:tcBorders>
               <w:top w:val="single" w:color="D9D7D1" w:sz="4"/>
               <w:left w:val="single" w:color="D9D7D1" w:sz="4"/>
@@ -3577,15 +3722,20 @@
             </w:pPr>
             <w:r>
               <w:rPr>
+                <w:rFonts w:ascii="Calibri" w:cs="Calibri" w:eastAsia="Calibri" w:hAnsi="Calibri"/>
                 <w:b/>
                 <w:bCs/>
-              </w:rPr>
-            </w:r>
-          </w:p>
-        </w:tc>
-        <w:tc>
-          <w:tcPr>
-            <w:tcW w:type="dxa" w:w="5946"/>
+                <w:color w:val="C4342A"/>
+                <w:sz w:val="19"/>
+                <w:szCs w:val="19"/>
+              </w:rPr>
+              <w:t xml:space="preserve">422</w:t>
+            </w:r>
+          </w:p>
+        </w:tc>
+        <w:tc>
+          <w:tcPr>
+            <w:tcW w:type="dxa" w:w="5746"/>
             <w:tcBorders>
               <w:top w:val="single" w:color="D9D7D1" w:sz="4"/>
               <w:left w:val="single" w:color="D9D7D1" w:sz="4"/>
@@ -3621,7 +3771,7 @@
       <w:tr>
         <w:tc>
           <w:tcPr>
-            <w:tcW w:type="dxa" w:w="2900"/>
+            <w:tcW w:type="dxa" w:w="2800"/>
             <w:tcBorders>
               <w:top w:val="single" w:color="D9D7D1" w:sz="4"/>
               <w:left w:val="single" w:color="D9D7D1" w:sz="4"/>
@@ -3652,7 +3802,7 @@
         </w:tc>
         <w:tc>
           <w:tcPr>
-            <w:tcW w:type="dxa" w:w="900"/>
+            <w:tcW w:type="dxa" w:w="1200"/>
             <w:tcBorders>
               <w:top w:val="single" w:color="D9D7D1" w:sz="4"/>
               <w:left w:val="single" w:color="D9D7D1" w:sz="4"/>
@@ -3673,15 +3823,20 @@
             </w:pPr>
             <w:r>
               <w:rPr>
+                <w:rFonts w:ascii="Calibri" w:cs="Calibri" w:eastAsia="Calibri" w:hAnsi="Calibri"/>
                 <w:b/>
                 <w:bCs/>
-              </w:rPr>
-            </w:r>
-          </w:p>
-        </w:tc>
-        <w:tc>
-          <w:tcPr>
-            <w:tcW w:type="dxa" w:w="5946"/>
+                <w:color w:val="C4342A"/>
+                <w:sz w:val="19"/>
+                <w:szCs w:val="19"/>
+              </w:rPr>
+              <w:t xml:space="preserve">429</w:t>
+            </w:r>
+          </w:p>
+        </w:tc>
+        <w:tc>
+          <w:tcPr>
+            <w:tcW w:type="dxa" w:w="5746"/>
             <w:tcBorders>
               <w:top w:val="single" w:color="D9D7D1" w:sz="4"/>
               <w:left w:val="single" w:color="D9D7D1" w:sz="4"/>
@@ -3716,7 +3871,7 @@
       <w:tr>
         <w:tc>
           <w:tcPr>
-            <w:tcW w:type="dxa" w:w="2900"/>
+            <w:tcW w:type="dxa" w:w="2800"/>
             <w:tcBorders>
               <w:top w:val="single" w:color="D9D7D1" w:sz="4"/>
               <w:left w:val="single" w:color="D9D7D1" w:sz="4"/>
@@ -3749,7 +3904,7 @@
         </w:tc>
         <w:tc>
           <w:tcPr>
-            <w:tcW w:type="dxa" w:w="900"/>
+            <w:tcW w:type="dxa" w:w="1200"/>
             <w:tcBorders>
               <w:top w:val="single" w:color="D9D7D1" w:sz="4"/>
               <w:left w:val="single" w:color="D9D7D1" w:sz="4"/>
@@ -3770,15 +3925,20 @@
             </w:pPr>
             <w:r>
               <w:rPr>
+                <w:rFonts w:ascii="Calibri" w:cs="Calibri" w:eastAsia="Calibri" w:hAnsi="Calibri"/>
                 <w:b/>
                 <w:bCs/>
-              </w:rPr>
-            </w:r>
-          </w:p>
-        </w:tc>
-        <w:tc>
-          <w:tcPr>
-            <w:tcW w:type="dxa" w:w="5946"/>
+                <w:color w:val="C4342A"/>
+                <w:sz w:val="19"/>
+                <w:szCs w:val="19"/>
+              </w:rPr>
+              <w:t xml:space="preserve">404</w:t>
+            </w:r>
+          </w:p>
+        </w:tc>
+        <w:tc>
+          <w:tcPr>
+            <w:tcW w:type="dxa" w:w="5746"/>
             <w:tcBorders>
               <w:top w:val="single" w:color="D9D7D1" w:sz="4"/>
               <w:left w:val="single" w:color="D9D7D1" w:sz="4"/>
@@ -3813,7 +3973,7 @@
       <w:tr>
         <w:tc>
           <w:tcPr>
-            <w:tcW w:type="dxa" w:w="2900"/>
+            <w:tcW w:type="dxa" w:w="2800"/>
             <w:tcBorders>
               <w:top w:val="single" w:color="D9D7D1" w:sz="4"/>
               <w:left w:val="single" w:color="D9D7D1" w:sz="4"/>
@@ -3846,7 +4006,7 @@
         </w:tc>
         <w:tc>
           <w:tcPr>
-            <w:tcW w:type="dxa" w:w="900"/>
+            <w:tcW w:type="dxa" w:w="1200"/>
             <w:tcBorders>
               <w:top w:val="single" w:color="D9D7D1" w:sz="4"/>
               <w:left w:val="single" w:color="D9D7D1" w:sz="4"/>
@@ -3867,15 +4027,20 @@
             </w:pPr>
             <w:r>
               <w:rPr>
+                <w:rFonts w:ascii="Calibri" w:cs="Calibri" w:eastAsia="Calibri" w:hAnsi="Calibri"/>
                 <w:b/>
                 <w:bCs/>
-              </w:rPr>
-            </w:r>
-          </w:p>
-        </w:tc>
-        <w:tc>
-          <w:tcPr>
-            <w:tcW w:type="dxa" w:w="5946"/>
+                <w:color w:val="C4342A"/>
+                <w:sz w:val="19"/>
+                <w:szCs w:val="19"/>
+              </w:rPr>
+              <w:t xml:space="preserve">404</w:t>
+            </w:r>
+          </w:p>
+        </w:tc>
+        <w:tc>
+          <w:tcPr>
+            <w:tcW w:type="dxa" w:w="5746"/>
             <w:tcBorders>
               <w:top w:val="single" w:color="D9D7D1" w:sz="4"/>
               <w:left w:val="single" w:color="D9D7D1" w:sz="4"/>
@@ -3910,7 +4075,7 @@
       <w:tr>
         <w:tc>
           <w:tcPr>
-            <w:tcW w:type="dxa" w:w="2900"/>
+            <w:tcW w:type="dxa" w:w="2800"/>
             <w:tcBorders>
               <w:top w:val="single" w:color="D9D7D1" w:sz="4"/>
               <w:left w:val="single" w:color="D9D7D1" w:sz="4"/>
@@ -3943,7 +4108,7 @@
         </w:tc>
         <w:tc>
           <w:tcPr>
-            <w:tcW w:type="dxa" w:w="900"/>
+            <w:tcW w:type="dxa" w:w="1200"/>
             <w:tcBorders>
               <w:top w:val="single" w:color="D9D7D1" w:sz="4"/>
               <w:left w:val="single" w:color="D9D7D1" w:sz="4"/>
@@ -3964,15 +4129,20 @@
             </w:pPr>
             <w:r>
               <w:rPr>
+                <w:rFonts w:ascii="Calibri" w:cs="Calibri" w:eastAsia="Calibri" w:hAnsi="Calibri"/>
                 <w:b/>
                 <w:bCs/>
-              </w:rPr>
-            </w:r>
-          </w:p>
-        </w:tc>
-        <w:tc>
-          <w:tcPr>
-            <w:tcW w:type="dxa" w:w="5946"/>
+                <w:color w:val="C4342A"/>
+                <w:sz w:val="19"/>
+                <w:szCs w:val="19"/>
+              </w:rPr>
+              <w:t xml:space="preserve">409</w:t>
+            </w:r>
+          </w:p>
+        </w:tc>
+        <w:tc>
+          <w:tcPr>
+            <w:tcW w:type="dxa" w:w="5746"/>
             <w:tcBorders>
               <w:top w:val="single" w:color="D9D7D1" w:sz="4"/>
               <w:left w:val="single" w:color="D9D7D1" w:sz="4"/>
@@ -4111,9 +4281,10 @@
         </w:tblBorders>
       </w:tblPr>
       <w:tblGrid>
-        <w:gridCol w:w="2000"/>
-        <w:gridCol w:w="3400"/>
-        <w:gridCol w:w="4346"/>
+        <w:gridCol w:w="1500"/>
+        <w:gridCol w:w="1700"/>
+        <w:gridCol w:w="2900"/>
+        <w:gridCol w:w="3646"/>
       </w:tblGrid>
       <w:tr>
         <w:trPr>
@@ -4121,7 +4292,7 @@
         </w:trPr>
         <w:tc>
           <w:tcPr>
-            <w:tcW w:type="dxa" w:w="2000"/>
+            <w:tcW w:type="dxa" w:w="1500"/>
             <w:tcBorders>
               <w:top w:val="single" w:color="D9D7D1" w:sz="4"/>
               <w:left w:val="single" w:color="D9D7D1" w:sz="4"/>
@@ -4142,15 +4313,20 @@
             </w:pPr>
             <w:r>
               <w:rPr>
+                <w:rFonts w:ascii="Calibri" w:cs="Calibri" w:eastAsia="Calibri" w:hAnsi="Calibri"/>
                 <w:b/>
                 <w:bCs/>
-              </w:rPr>
-            </w:r>
-          </w:p>
-        </w:tc>
-        <w:tc>
-          <w:tcPr>
-            <w:tcW w:type="dxa" w:w="3400"/>
+                <w:color w:val="1B2027"/>
+                <w:sz w:val="19"/>
+                <w:szCs w:val="19"/>
+              </w:rPr>
+              <w:t xml:space="preserve">Input</w:t>
+            </w:r>
+          </w:p>
+        </w:tc>
+        <w:tc>
+          <w:tcPr>
+            <w:tcW w:type="dxa" w:w="1700"/>
             <w:tcBorders>
               <w:top w:val="single" w:color="D9D7D1" w:sz="4"/>
               <w:left w:val="single" w:color="D9D7D1" w:sz="4"/>
@@ -4171,15 +4347,20 @@
             </w:pPr>
             <w:r>
               <w:rPr>
+                <w:rFonts w:ascii="Calibri" w:cs="Calibri" w:eastAsia="Calibri" w:hAnsi="Calibri"/>
                 <w:b/>
                 <w:bCs/>
-              </w:rPr>
-            </w:r>
-          </w:p>
-        </w:tc>
-        <w:tc>
-          <w:tcPr>
-            <w:tcW w:type="dxa" w:w="4346"/>
+                <w:color w:val="1B2027"/>
+                <w:sz w:val="19"/>
+                <w:szCs w:val="19"/>
+              </w:rPr>
+              <w:t xml:space="preserve">Status</w:t>
+            </w:r>
+          </w:p>
+        </w:tc>
+        <w:tc>
+          <w:tcPr>
+            <w:tcW w:type="dxa" w:w="2900"/>
             <w:tcBorders>
               <w:top w:val="single" w:color="D9D7D1" w:sz="4"/>
               <w:left w:val="single" w:color="D9D7D1" w:sz="4"/>
@@ -4200,9 +4381,48 @@
             </w:pPr>
             <w:r>
               <w:rPr>
+                <w:rFonts w:ascii="Calibri" w:cs="Calibri" w:eastAsia="Calibri" w:hAnsi="Calibri"/>
                 <w:b/>
                 <w:bCs/>
-              </w:rPr>
+                <w:color w:val="1B2027"/>
+                <w:sz w:val="19"/>
+                <w:szCs w:val="19"/>
+              </w:rPr>
+              <w:t xml:space="preserve">Route</w:t>
+            </w:r>
+          </w:p>
+        </w:tc>
+        <w:tc>
+          <w:tcPr>
+            <w:tcW w:type="dxa" w:w="3646"/>
+            <w:tcBorders>
+              <w:top w:val="single" w:color="D9D7D1" w:sz="4"/>
+              <w:left w:val="single" w:color="D9D7D1" w:sz="4"/>
+              <w:bottom w:val="single" w:color="D9D7D1" w:sz="4"/>
+              <w:right w:val="single" w:color="D9D7D1" w:sz="4"/>
+            </w:tcBorders>
+            <w:shd w:fill="F2F1EE" w:color="auto" w:val="clear"/>
+            <w:tcMar>
+              <w:top w:type="dxa" w:w="90"/>
+              <w:left w:type="dxa" w:w="120"/>
+              <w:bottom w:type="dxa" w:w="90"/>
+              <w:right w:type="dxa" w:w="120"/>
+            </w:tcMar>
+          </w:tcPr>
+          <w:p>
+            <w:pPr>
+              <w:spacing w:after="40" w:line="240"/>
+            </w:pPr>
+            <w:r>
+              <w:rPr>
+                <w:rFonts w:ascii="Calibri" w:cs="Calibri" w:eastAsia="Calibri" w:hAnsi="Calibri"/>
+                <w:b/>
+                <w:bCs/>
+                <w:color w:val="1B2027"/>
+                <w:sz w:val="19"/>
+                <w:szCs w:val="19"/>
+              </w:rPr>
+              <w:t xml:space="preserve">Notes</w:t>
             </w:r>
           </w:p>
         </w:tc>
@@ -4210,7 +4430,7 @@
       <w:tr>
         <w:tc>
           <w:tcPr>
-            <w:tcW w:type="dxa" w:w="2000"/>
+            <w:tcW w:type="dxa" w:w="1500"/>
             <w:tcBorders>
               <w:top w:val="single" w:color="D9D7D1" w:sz="4"/>
               <w:left w:val="single" w:color="D9D7D1" w:sz="4"/>
@@ -4243,7 +4463,40 @@
         </w:tc>
         <w:tc>
           <w:tcPr>
-            <w:tcW w:type="dxa" w:w="3400"/>
+            <w:tcW w:type="dxa" w:w="1700"/>
+            <w:tcBorders>
+              <w:top w:val="single" w:color="D9D7D1" w:sz="4"/>
+              <w:left w:val="single" w:color="D9D7D1" w:sz="4"/>
+              <w:bottom w:val="single" w:color="D9D7D1" w:sz="4"/>
+              <w:right w:val="single" w:color="D9D7D1" w:sz="4"/>
+            </w:tcBorders>
+            <w:tcMar>
+              <w:top w:type="dxa" w:w="90"/>
+              <w:left w:type="dxa" w:w="120"/>
+              <w:bottom w:type="dxa" w:w="90"/>
+              <w:right w:type="dxa" w:w="120"/>
+            </w:tcMar>
+          </w:tcPr>
+          <w:p>
+            <w:pPr>
+              <w:spacing w:after="40" w:line="240"/>
+            </w:pPr>
+            <w:r>
+              <w:rPr>
+                <w:rFonts w:ascii="Calibri" w:cs="Calibri" w:eastAsia="Calibri" w:hAnsi="Calibri"/>
+                <w:b/>
+                <w:bCs/>
+                <w:color w:val="0F7A83"/>
+                <w:sz w:val="19"/>
+                <w:szCs w:val="19"/>
+              </w:rPr>
+              <w:t xml:space="preserve">Supported</w:t>
+            </w:r>
+          </w:p>
+        </w:tc>
+        <w:tc>
+          <w:tcPr>
+            <w:tcW w:type="dxa" w:w="2900"/>
             <w:tcBorders>
               <w:top w:val="single" w:color="D9D7D1" w:sz="4"/>
               <w:left w:val="single" w:color="D9D7D1" w:sz="4"/>
@@ -4270,13 +4523,13 @@
                 <w:sz w:val="19"/>
                 <w:szCs w:val="19"/>
               </w:rPr>
-              <w:t xml:space="preserve">Passed through; rendered by pdfjs-dist</w:t>
-            </w:r>
-          </w:p>
-        </w:tc>
-        <w:tc>
-          <w:tcPr>
-            <w:tcW w:type="dxa" w:w="4346"/>
+              <w:t xml:space="preserve">Passed through; pdfjs-dist</w:t>
+            </w:r>
+          </w:p>
+        </w:tc>
+        <w:tc>
+          <w:tcPr>
+            <w:tcW w:type="dxa" w:w="3646"/>
             <w:tcBorders>
               <w:top w:val="single" w:color="D9D7D1" w:sz="4"/>
               <w:left w:val="single" w:color="D9D7D1" w:sz="4"/>
@@ -4311,7 +4564,7 @@
       <w:tr>
         <w:tc>
           <w:tcPr>
-            <w:tcW w:type="dxa" w:w="2000"/>
+            <w:tcW w:type="dxa" w:w="1500"/>
             <w:tcBorders>
               <w:top w:val="single" w:color="D9D7D1" w:sz="4"/>
               <w:left w:val="single" w:color="D9D7D1" w:sz="4"/>
@@ -4344,7 +4597,40 @@
         </w:tc>
         <w:tc>
           <w:tcPr>
-            <w:tcW w:type="dxa" w:w="3400"/>
+            <w:tcW w:type="dxa" w:w="1700"/>
+            <w:tcBorders>
+              <w:top w:val="single" w:color="D9D7D1" w:sz="4"/>
+              <w:left w:val="single" w:color="D9D7D1" w:sz="4"/>
+              <w:bottom w:val="single" w:color="D9D7D1" w:sz="4"/>
+              <w:right w:val="single" w:color="D9D7D1" w:sz="4"/>
+            </w:tcBorders>
+            <w:tcMar>
+              <w:top w:type="dxa" w:w="90"/>
+              <w:left w:type="dxa" w:w="120"/>
+              <w:bottom w:type="dxa" w:w="90"/>
+              <w:right w:type="dxa" w:w="120"/>
+            </w:tcMar>
+          </w:tcPr>
+          <w:p>
+            <w:pPr>
+              <w:spacing w:after="40" w:line="240"/>
+            </w:pPr>
+            <w:r>
+              <w:rPr>
+                <w:rFonts w:ascii="Calibri" w:cs="Calibri" w:eastAsia="Calibri" w:hAnsi="Calibri"/>
+                <w:b/>
+                <w:bCs/>
+                <w:color w:val="0F7A83"/>
+                <w:sz w:val="19"/>
+                <w:szCs w:val="19"/>
+              </w:rPr>
+              <w:t xml:space="preserve">Supported</w:t>
+            </w:r>
+          </w:p>
+        </w:tc>
+        <w:tc>
+          <w:tcPr>
+            <w:tcW w:type="dxa" w:w="2900"/>
             <w:tcBorders>
               <w:top w:val="single" w:color="D9D7D1" w:sz="4"/>
               <w:left w:val="single" w:color="D9D7D1" w:sz="4"/>
@@ -4371,13 +4657,13 @@
                 <w:sz w:val="19"/>
                 <w:szCs w:val="19"/>
               </w:rPr>
-              <w:t xml:space="preserve">ezdxf → SVG (viewer) or PDF (export)</w:t>
-            </w:r>
-          </w:p>
-        </w:tc>
-        <w:tc>
-          <w:tcPr>
-            <w:tcW w:type="dxa" w:w="4346"/>
+              <w:t xml:space="preserve">ezdxf → SVG or PDF</w:t>
+            </w:r>
+          </w:p>
+        </w:tc>
+        <w:tc>
+          <w:tcPr>
+            <w:tcW w:type="dxa" w:w="3646"/>
             <w:tcBorders>
               <w:top w:val="single" w:color="D9D7D1" w:sz="4"/>
               <w:left w:val="single" w:color="D9D7D1" w:sz="4"/>
@@ -4412,42 +4698,79 @@
       <w:tr>
         <w:tc>
           <w:tcPr>
-            <w:tcW w:type="dxa" w:w="2000"/>
-            <w:tcBorders>
-              <w:top w:val="single" w:color="D9D7D1" w:sz="4"/>
-              <w:left w:val="single" w:color="D9D7D1" w:sz="4"/>
-              <w:bottom w:val="single" w:color="D9D7D1" w:sz="4"/>
-              <w:right w:val="single" w:color="D9D7D1" w:sz="4"/>
-            </w:tcBorders>
-            <w:tcMar>
-              <w:top w:type="dxa" w:w="90"/>
-              <w:left w:type="dxa" w:w="120"/>
-              <w:bottom w:type="dxa" w:w="90"/>
-              <w:right w:type="dxa" w:w="120"/>
-            </w:tcMar>
-          </w:tcPr>
-          <w:p>
-            <w:pPr>
-              <w:spacing w:after="40" w:line="240"/>
-            </w:pPr>
-            <w:r>
-              <w:rPr>
+            <w:tcW w:type="dxa" w:w="1500"/>
+            <w:tcBorders>
+              <w:top w:val="single" w:color="D9D7D1" w:sz="4"/>
+              <w:left w:val="single" w:color="D9D7D1" w:sz="4"/>
+              <w:bottom w:val="single" w:color="D9D7D1" w:sz="4"/>
+              <w:right w:val="single" w:color="D9D7D1" w:sz="4"/>
+            </w:tcBorders>
+            <w:tcMar>
+              <w:top w:type="dxa" w:w="90"/>
+              <w:left w:type="dxa" w:w="120"/>
+              <w:bottom w:type="dxa" w:w="90"/>
+              <w:right w:type="dxa" w:w="120"/>
+            </w:tcMar>
+          </w:tcPr>
+          <w:p>
+            <w:pPr>
+              <w:spacing w:after="40" w:line="240"/>
+            </w:pPr>
+            <w:r>
+              <w:rPr>
+                <w:rFonts w:ascii="Calibri" w:cs="Calibri" w:eastAsia="Calibri" w:hAnsi="Calibri"/>
+                <w:b w:val="false"/>
+                <w:bCs w:val="false"/>
+                <w:color w:val="1B2027"/>
+                <w:sz w:val="19"/>
+                <w:szCs w:val="19"/>
+              </w:rPr>
+              <w:t xml:space="preserve">Office</w:t>
+            </w:r>
+          </w:p>
+        </w:tc>
+        <w:tc>
+          <w:tcPr>
+            <w:tcW w:type="dxa" w:w="1700"/>
+            <w:tcBorders>
+              <w:top w:val="single" w:color="D9D7D1" w:sz="4"/>
+              <w:left w:val="single" w:color="D9D7D1" w:sz="4"/>
+              <w:bottom w:val="single" w:color="D9D7D1" w:sz="4"/>
+              <w:right w:val="single" w:color="D9D7D1" w:sz="4"/>
+            </w:tcBorders>
+            <w:tcMar>
+              <w:top w:type="dxa" w:w="90"/>
+              <w:left w:type="dxa" w:w="120"/>
+              <w:bottom w:type="dxa" w:w="90"/>
+              <w:right w:type="dxa" w:w="120"/>
+            </w:tcMar>
+          </w:tcPr>
+          <w:p>
+            <w:pPr>
+              <w:spacing w:after="40" w:line="240"/>
+            </w:pPr>
+            <w:r>
+              <w:rPr>
+                <w:rFonts w:ascii="Calibri" w:cs="Calibri" w:eastAsia="Calibri" w:hAnsi="Calibri"/>
                 <w:b/>
                 <w:bCs/>
-              </w:rPr>
-            </w:r>
-          </w:p>
-        </w:tc>
-        <w:tc>
-          <w:tcPr>
-            <w:tcW w:type="dxa" w:w="3400"/>
-            <w:tcBorders>
-              <w:top w:val="single" w:color="D9D7D1" w:sz="4"/>
-              <w:left w:val="single" w:color="D9D7D1" w:sz="4"/>
-              <w:bottom w:val="single" w:color="D9D7D1" w:sz="4"/>
-              <w:right w:val="single" w:color="D9D7D1" w:sz="4"/>
-            </w:tcBorders>
-            <w:shd w:fill="FBEDEC" w:color="auto" w:val="clear"/>
+                <w:color w:val="0F7A83"/>
+                <w:sz w:val="19"/>
+                <w:szCs w:val="19"/>
+              </w:rPr>
+              <w:t xml:space="preserve">Supported</w:t>
+            </w:r>
+          </w:p>
+        </w:tc>
+        <w:tc>
+          <w:tcPr>
+            <w:tcW w:type="dxa" w:w="2900"/>
+            <w:tcBorders>
+              <w:top w:val="single" w:color="D9D7D1" w:sz="4"/>
+              <w:left w:val="single" w:color="D9D7D1" w:sz="4"/>
+              <w:bottom w:val="single" w:color="D9D7D1" w:sz="4"/>
+              <w:right w:val="single" w:color="D9D7D1" w:sz="4"/>
+            </w:tcBorders>
             <w:tcMar>
               <w:top w:type="dxa" w:w="90"/>
               <w:left w:type="dxa" w:w="120"/>
@@ -4468,36 +4791,174 @@
                 <w:sz w:val="19"/>
                 <w:szCs w:val="19"/>
               </w:rPr>
-              <w:t xml:space="preserve">→ DXF, then as above</w:t>
-            </w:r>
-          </w:p>
-        </w:tc>
-        <w:tc>
-          <w:tcPr>
-            <w:tcW w:type="dxa" w:w="4346"/>
-            <w:tcBorders>
-              <w:top w:val="single" w:color="D9D7D1" w:sz="4"/>
-              <w:left w:val="single" w:color="D9D7D1" w:sz="4"/>
-              <w:bottom w:val="single" w:color="D9D7D1" w:sz="4"/>
-              <w:right w:val="single" w:color="D9D7D1" w:sz="4"/>
-            </w:tcBorders>
-            <w:shd w:fill="FBEDEC" w:color="auto" w:val="clear"/>
-            <w:tcMar>
-              <w:top w:type="dxa" w:w="90"/>
-              <w:left w:type="dxa" w:w="120"/>
-              <w:bottom w:type="dxa" w:w="90"/>
-              <w:right w:type="dxa" w:w="120"/>
-            </w:tcMar>
-          </w:tcPr>
-          <w:p>
-            <w:pPr>
-              <w:spacing w:after="40" w:line="240"/>
-            </w:pPr>
-            <w:r>
-              <w:rPr>
+              <w:t xml:space="preserve">LibreOffice → PDF</w:t>
+            </w:r>
+          </w:p>
+        </w:tc>
+        <w:tc>
+          <w:tcPr>
+            <w:tcW w:type="dxa" w:w="3646"/>
+            <w:tcBorders>
+              <w:top w:val="single" w:color="D9D7D1" w:sz="4"/>
+              <w:left w:val="single" w:color="D9D7D1" w:sz="4"/>
+              <w:bottom w:val="single" w:color="D9D7D1" w:sz="4"/>
+              <w:right w:val="single" w:color="D9D7D1" w:sz="4"/>
+            </w:tcBorders>
+            <w:tcMar>
+              <w:top w:type="dxa" w:w="90"/>
+              <w:left w:type="dxa" w:w="120"/>
+              <w:bottom w:type="dxa" w:w="90"/>
+              <w:right w:type="dxa" w:w="120"/>
+            </w:tcMar>
+          </w:tcPr>
+          <w:p>
+            <w:pPr>
+              <w:spacing w:after="40" w:line="240"/>
+            </w:pPr>
+            <w:r>
+              <w:rPr>
+                <w:rFonts w:ascii="Calibri" w:cs="Calibri" w:eastAsia="Calibri" w:hAnsi="Calibri"/>
+                <w:b w:val="false"/>
+                <w:bCs w:val="false"/>
+                <w:color w:val="1B2027"/>
+                <w:sz w:val="19"/>
+                <w:szCs w:val="19"/>
+              </w:rPr>
+              <w:t xml:space="preserve">docx, xlsx, pptx</w:t>
+            </w:r>
+          </w:p>
+        </w:tc>
+      </w:tr>
+      <w:tr>
+        <w:tc>
+          <w:tcPr>
+            <w:tcW w:type="dxa" w:w="1500"/>
+            <w:tcBorders>
+              <w:top w:val="single" w:color="D9D7D1" w:sz="4"/>
+              <w:left w:val="single" w:color="D9D7D1" w:sz="4"/>
+              <w:bottom w:val="single" w:color="D9D7D1" w:sz="4"/>
+              <w:right w:val="single" w:color="D9D7D1" w:sz="4"/>
+            </w:tcBorders>
+            <w:tcMar>
+              <w:top w:type="dxa" w:w="90"/>
+              <w:left w:type="dxa" w:w="120"/>
+              <w:bottom w:type="dxa" w:w="90"/>
+              <w:right w:type="dxa" w:w="120"/>
+            </w:tcMar>
+          </w:tcPr>
+          <w:p>
+            <w:pPr>
+              <w:spacing w:after="40" w:line="240"/>
+            </w:pPr>
+            <w:r>
+              <w:rPr>
+                <w:rFonts w:ascii="Calibri" w:cs="Calibri" w:eastAsia="Calibri" w:hAnsi="Calibri"/>
+                <w:b w:val="false"/>
+                <w:bCs w:val="false"/>
+                <w:color w:val="1B2027"/>
+                <w:sz w:val="19"/>
+                <w:szCs w:val="19"/>
+              </w:rPr>
+              <w:t xml:space="preserve">IFC</w:t>
+            </w:r>
+          </w:p>
+        </w:tc>
+        <w:tc>
+          <w:tcPr>
+            <w:tcW w:type="dxa" w:w="1700"/>
+            <w:tcBorders>
+              <w:top w:val="single" w:color="D9D7D1" w:sz="4"/>
+              <w:left w:val="single" w:color="D9D7D1" w:sz="4"/>
+              <w:bottom w:val="single" w:color="D9D7D1" w:sz="4"/>
+              <w:right w:val="single" w:color="D9D7D1" w:sz="4"/>
+            </w:tcBorders>
+            <w:tcMar>
+              <w:top w:type="dxa" w:w="90"/>
+              <w:left w:type="dxa" w:w="120"/>
+              <w:bottom w:type="dxa" w:w="90"/>
+              <w:right w:type="dxa" w:w="120"/>
+            </w:tcMar>
+          </w:tcPr>
+          <w:p>
+            <w:pPr>
+              <w:spacing w:after="40" w:line="240"/>
+            </w:pPr>
+            <w:r>
+              <w:rPr>
+                <w:rFonts w:ascii="Calibri" w:cs="Calibri" w:eastAsia="Calibri" w:hAnsi="Calibri"/>
                 <w:b/>
                 <w:bCs/>
-              </w:rPr>
+                <w:color w:val="0F7A83"/>
+                <w:sz w:val="19"/>
+                <w:szCs w:val="19"/>
+              </w:rPr>
+              <w:t xml:space="preserve">Supported</w:t>
+            </w:r>
+          </w:p>
+        </w:tc>
+        <w:tc>
+          <w:tcPr>
+            <w:tcW w:type="dxa" w:w="2900"/>
+            <w:tcBorders>
+              <w:top w:val="single" w:color="D9D7D1" w:sz="4"/>
+              <w:left w:val="single" w:color="D9D7D1" w:sz="4"/>
+              <w:bottom w:val="single" w:color="D9D7D1" w:sz="4"/>
+              <w:right w:val="single" w:color="D9D7D1" w:sz="4"/>
+            </w:tcBorders>
+            <w:tcMar>
+              <w:top w:type="dxa" w:w="90"/>
+              <w:left w:type="dxa" w:w="120"/>
+              <w:bottom w:type="dxa" w:w="90"/>
+              <w:right w:type="dxa" w:w="120"/>
+            </w:tcMar>
+          </w:tcPr>
+          <w:p>
+            <w:pPr>
+              <w:spacing w:after="40" w:line="240"/>
+            </w:pPr>
+            <w:r>
+              <w:rPr>
+                <w:rFonts w:ascii="Calibri" w:cs="Calibri" w:eastAsia="Calibri" w:hAnsi="Calibri"/>
+                <w:b w:val="false"/>
+                <w:bCs w:val="false"/>
+                <w:color w:val="1B2027"/>
+                <w:sz w:val="19"/>
+                <w:szCs w:val="19"/>
+              </w:rPr>
+              <w:t xml:space="preserve">Geometry + hierarchy tree</w:t>
+            </w:r>
+          </w:p>
+        </w:tc>
+        <w:tc>
+          <w:tcPr>
+            <w:tcW w:type="dxa" w:w="3646"/>
+            <w:tcBorders>
+              <w:top w:val="single" w:color="D9D7D1" w:sz="4"/>
+              <w:left w:val="single" w:color="D9D7D1" w:sz="4"/>
+              <w:bottom w:val="single" w:color="D9D7D1" w:sz="4"/>
+              <w:right w:val="single" w:color="D9D7D1" w:sz="4"/>
+            </w:tcBorders>
+            <w:tcMar>
+              <w:top w:type="dxa" w:w="90"/>
+              <w:left w:type="dxa" w:w="120"/>
+              <w:bottom w:type="dxa" w:w="90"/>
+              <w:right w:type="dxa" w:w="120"/>
+            </w:tcMar>
+          </w:tcPr>
+          <w:p>
+            <w:pPr>
+              <w:spacing w:after="40" w:line="240"/>
+            </w:pPr>
+            <w:r>
+              <w:rPr>
+                <w:rFonts w:ascii="Calibri" w:cs="Calibri" w:eastAsia="Calibri" w:hAnsi="Calibri"/>
+                <w:b w:val="false"/>
+                <w:bCs w:val="false"/>
+                <w:color w:val="1B2027"/>
+                <w:sz w:val="19"/>
+                <w:szCs w:val="19"/>
+              </w:rPr>
+              <w:t xml:space="preserve">Tree is the primary interface, not a fallback</w:t>
             </w:r>
           </w:p>
         </w:tc>
@@ -4505,13 +4966,81 @@
       <w:tr>
         <w:tc>
           <w:tcPr>
-            <w:tcW w:type="dxa" w:w="2000"/>
-            <w:tcBorders>
-              <w:top w:val="single" w:color="D9D7D1" w:sz="4"/>
-              <w:left w:val="single" w:color="D9D7D1" w:sz="4"/>
-              <w:bottom w:val="single" w:color="D9D7D1" w:sz="4"/>
-              <w:right w:val="single" w:color="D9D7D1" w:sz="4"/>
-            </w:tcBorders>
+            <w:tcW w:type="dxa" w:w="1500"/>
+            <w:tcBorders>
+              <w:top w:val="single" w:color="D9D7D1" w:sz="4"/>
+              <w:left w:val="single" w:color="D9D7D1" w:sz="4"/>
+              <w:bottom w:val="single" w:color="D9D7D1" w:sz="4"/>
+              <w:right w:val="single" w:color="D9D7D1" w:sz="4"/>
+            </w:tcBorders>
+            <w:tcMar>
+              <w:top w:type="dxa" w:w="90"/>
+              <w:left w:type="dxa" w:w="120"/>
+              <w:bottom w:type="dxa" w:w="90"/>
+              <w:right w:type="dxa" w:w="120"/>
+            </w:tcMar>
+          </w:tcPr>
+          <w:p>
+            <w:pPr>
+              <w:spacing w:after="40" w:line="240"/>
+            </w:pPr>
+            <w:r>
+              <w:rPr>
+                <w:rFonts w:ascii="Calibri" w:cs="Calibri" w:eastAsia="Calibri" w:hAnsi="Calibri"/>
+                <w:b/>
+                <w:bCs/>
+                <w:color w:val="1B2027"/>
+                <w:sz w:val="19"/>
+                <w:szCs w:val="19"/>
+              </w:rPr>
+              <w:t xml:space="preserve">DWG</w:t>
+            </w:r>
+          </w:p>
+        </w:tc>
+        <w:tc>
+          <w:tcPr>
+            <w:tcW w:type="dxa" w:w="1700"/>
+            <w:tcBorders>
+              <w:top w:val="single" w:color="D9D7D1" w:sz="4"/>
+              <w:left w:val="single" w:color="D9D7D1" w:sz="4"/>
+              <w:bottom w:val="single" w:color="D9D7D1" w:sz="4"/>
+              <w:right w:val="single" w:color="D9D7D1" w:sz="4"/>
+            </w:tcBorders>
+            <w:shd w:fill="FBEDEC" w:color="auto" w:val="clear"/>
+            <w:tcMar>
+              <w:top w:type="dxa" w:w="90"/>
+              <w:left w:type="dxa" w:w="120"/>
+              <w:bottom w:type="dxa" w:w="90"/>
+              <w:right w:type="dxa" w:w="120"/>
+            </w:tcMar>
+          </w:tcPr>
+          <w:p>
+            <w:pPr>
+              <w:spacing w:after="40" w:line="240"/>
+            </w:pPr>
+            <w:r>
+              <w:rPr>
+                <w:rFonts w:ascii="Calibri" w:cs="Calibri" w:eastAsia="Calibri" w:hAnsi="Calibri"/>
+                <w:b/>
+                <w:bCs/>
+                <w:color w:val="C4342A"/>
+                <w:sz w:val="19"/>
+                <w:szCs w:val="19"/>
+              </w:rPr>
+              <w:t xml:space="preserve">Hosted only</w:t>
+            </w:r>
+          </w:p>
+        </w:tc>
+        <w:tc>
+          <w:tcPr>
+            <w:tcW w:type="dxa" w:w="2900"/>
+            <w:tcBorders>
+              <w:top w:val="single" w:color="D9D7D1" w:sz="4"/>
+              <w:left w:val="single" w:color="D9D7D1" w:sz="4"/>
+              <w:bottom w:val="single" w:color="D9D7D1" w:sz="4"/>
+              <w:right w:val="single" w:color="D9D7D1" w:sz="4"/>
+            </w:tcBorders>
+            <w:shd w:fill="FBEDEC" w:color="auto" w:val="clear"/>
             <w:tcMar>
               <w:top w:type="dxa" w:w="90"/>
               <w:left w:type="dxa" w:w="120"/>
@@ -4532,19 +5061,20 @@
                 <w:sz w:val="19"/>
                 <w:szCs w:val="19"/>
               </w:rPr>
-              <w:t xml:space="preserve">Office</w:t>
-            </w:r>
-          </w:p>
-        </w:tc>
-        <w:tc>
-          <w:tcPr>
-            <w:tcW w:type="dxa" w:w="3400"/>
-            <w:tcBorders>
-              <w:top w:val="single" w:color="D9D7D1" w:sz="4"/>
-              <w:left w:val="single" w:color="D9D7D1" w:sz="4"/>
-              <w:bottom w:val="single" w:color="D9D7D1" w:sz="4"/>
-              <w:right w:val="single" w:color="D9D7D1" w:sz="4"/>
-            </w:tcBorders>
+              <w:t xml:space="preserve">→ DXF, then as above</w:t>
+            </w:r>
+          </w:p>
+        </w:tc>
+        <w:tc>
+          <w:tcPr>
+            <w:tcW w:type="dxa" w:w="3646"/>
+            <w:tcBorders>
+              <w:top w:val="single" w:color="D9D7D1" w:sz="4"/>
+              <w:left w:val="single" w:color="D9D7D1" w:sz="4"/>
+              <w:bottom w:val="single" w:color="D9D7D1" w:sz="4"/>
+              <w:right w:val="single" w:color="D9D7D1" w:sz="4"/>
+            </w:tcBorders>
+            <w:shd w:fill="FBEDEC" w:color="auto" w:val="clear"/>
             <w:tcMar>
               <w:top w:type="dxa" w:w="90"/>
               <w:left w:type="dxa" w:w="120"/>
@@ -4565,19 +5095,89 @@
                 <w:sz w:val="19"/>
                 <w:szCs w:val="19"/>
               </w:rPr>
-              <w:t xml:space="preserve">LibreOffice → PDF</w:t>
-            </w:r>
-          </w:p>
-        </w:tc>
-        <w:tc>
-          <w:tcPr>
-            <w:tcW w:type="dxa" w:w="4346"/>
-            <w:tcBorders>
-              <w:top w:val="single" w:color="D9D7D1" w:sz="4"/>
-              <w:left w:val="single" w:color="D9D7D1" w:sz="4"/>
-              <w:bottom w:val="single" w:color="D9D7D1" w:sz="4"/>
-              <w:right w:val="single" w:color="D9D7D1" w:sz="4"/>
-            </w:tcBorders>
+              <w:t xml:space="preserve">Works in our hosted service. NOT shippable on-premises — see below</w:t>
+            </w:r>
+          </w:p>
+        </w:tc>
+      </w:tr>
+      <w:tr>
+        <w:tc>
+          <w:tcPr>
+            <w:tcW w:type="dxa" w:w="1500"/>
+            <w:tcBorders>
+              <w:top w:val="single" w:color="D9D7D1" w:sz="4"/>
+              <w:left w:val="single" w:color="D9D7D1" w:sz="4"/>
+              <w:bottom w:val="single" w:color="D9D7D1" w:sz="4"/>
+              <w:right w:val="single" w:color="D9D7D1" w:sz="4"/>
+            </w:tcBorders>
+            <w:tcMar>
+              <w:top w:type="dxa" w:w="90"/>
+              <w:left w:type="dxa" w:w="120"/>
+              <w:bottom w:type="dxa" w:w="90"/>
+              <w:right w:type="dxa" w:w="120"/>
+            </w:tcMar>
+          </w:tcPr>
+          <w:p>
+            <w:pPr>
+              <w:spacing w:after="40" w:line="240"/>
+            </w:pPr>
+            <w:r>
+              <w:rPr>
+                <w:rFonts w:ascii="Calibri" w:cs="Calibri" w:eastAsia="Calibri" w:hAnsi="Calibri"/>
+                <w:b/>
+                <w:bCs/>
+                <w:color w:val="1B2027"/>
+                <w:sz w:val="19"/>
+                <w:szCs w:val="19"/>
+              </w:rPr>
+              <w:t xml:space="preserve">DWF</w:t>
+            </w:r>
+          </w:p>
+        </w:tc>
+        <w:tc>
+          <w:tcPr>
+            <w:tcW w:type="dxa" w:w="1700"/>
+            <w:tcBorders>
+              <w:top w:val="single" w:color="D9D7D1" w:sz="4"/>
+              <w:left w:val="single" w:color="D9D7D1" w:sz="4"/>
+              <w:bottom w:val="single" w:color="D9D7D1" w:sz="4"/>
+              <w:right w:val="single" w:color="D9D7D1" w:sz="4"/>
+            </w:tcBorders>
+            <w:shd w:fill="FBEDEC" w:color="auto" w:val="clear"/>
+            <w:tcMar>
+              <w:top w:type="dxa" w:w="90"/>
+              <w:left w:type="dxa" w:w="120"/>
+              <w:bottom w:type="dxa" w:w="90"/>
+              <w:right w:type="dxa" w:w="120"/>
+            </w:tcMar>
+          </w:tcPr>
+          <w:p>
+            <w:pPr>
+              <w:spacing w:after="40" w:line="240"/>
+            </w:pPr>
+            <w:r>
+              <w:rPr>
+                <w:rFonts w:ascii="Calibri" w:cs="Calibri" w:eastAsia="Calibri" w:hAnsi="Calibri"/>
+                <w:b/>
+                <w:bCs/>
+                <w:color w:val="C4342A"/>
+                <w:sz w:val="19"/>
+                <w:szCs w:val="19"/>
+              </w:rPr>
+              <w:t xml:space="preserve">Not supported</w:t>
+            </w:r>
+          </w:p>
+        </w:tc>
+        <w:tc>
+          <w:tcPr>
+            <w:tcW w:type="dxa" w:w="2900"/>
+            <w:tcBorders>
+              <w:top w:val="single" w:color="D9D7D1" w:sz="4"/>
+              <w:left w:val="single" w:color="D9D7D1" w:sz="4"/>
+              <w:bottom w:val="single" w:color="D9D7D1" w:sz="4"/>
+              <w:right w:val="single" w:color="D9D7D1" w:sz="4"/>
+            </w:tcBorders>
+            <w:shd w:fill="FBEDEC" w:color="auto" w:val="clear"/>
             <w:tcMar>
               <w:top w:type="dxa" w:w="90"/>
               <w:left w:type="dxa" w:w="120"/>
@@ -4598,7 +5198,41 @@
                 <w:sz w:val="19"/>
                 <w:szCs w:val="19"/>
               </w:rPr>
-              <w:t xml:space="preserve">docx, xlsx, pptx</w:t>
+              <w:t xml:space="preserve">—</w:t>
+            </w:r>
+          </w:p>
+        </w:tc>
+        <w:tc>
+          <w:tcPr>
+            <w:tcW w:type="dxa" w:w="3646"/>
+            <w:tcBorders>
+              <w:top w:val="single" w:color="D9D7D1" w:sz="4"/>
+              <w:left w:val="single" w:color="D9D7D1" w:sz="4"/>
+              <w:bottom w:val="single" w:color="D9D7D1" w:sz="4"/>
+              <w:right w:val="single" w:color="D9D7D1" w:sz="4"/>
+            </w:tcBorders>
+            <w:shd w:fill="FBEDEC" w:color="auto" w:val="clear"/>
+            <w:tcMar>
+              <w:top w:type="dxa" w:w="90"/>
+              <w:left w:type="dxa" w:w="120"/>
+              <w:bottom w:type="dxa" w:w="90"/>
+              <w:right w:type="dxa" w:w="120"/>
+            </w:tcMar>
+          </w:tcPr>
+          <w:p>
+            <w:pPr>
+              <w:spacing w:after="40" w:line="240"/>
+            </w:pPr>
+            <w:r>
+              <w:rPr>
+                <w:rFonts w:ascii="Calibri" w:cs="Calibri" w:eastAsia="Calibri" w:hAnsi="Calibri"/>
+                <w:b w:val="false"/>
+                <w:bCs w:val="false"/>
+                <w:color w:val="1B2027"/>
+                <w:sz w:val="19"/>
+                <w:szCs w:val="19"/>
+              </w:rPr>
+              <w:t xml:space="preserve">No route exists. Autodesk’s Design Web Format is not read by any component of the pipeline</w:t>
             </w:r>
           </w:p>
         </w:tc>
@@ -4606,13 +5240,81 @@
       <w:tr>
         <w:tc>
           <w:tcPr>
-            <w:tcW w:type="dxa" w:w="2000"/>
-            <w:tcBorders>
-              <w:top w:val="single" w:color="D9D7D1" w:sz="4"/>
-              <w:left w:val="single" w:color="D9D7D1" w:sz="4"/>
-              <w:bottom w:val="single" w:color="D9D7D1" w:sz="4"/>
-              <w:right w:val="single" w:color="D9D7D1" w:sz="4"/>
-            </w:tcBorders>
+            <w:tcW w:type="dxa" w:w="1500"/>
+            <w:tcBorders>
+              <w:top w:val="single" w:color="D9D7D1" w:sz="4"/>
+              <w:left w:val="single" w:color="D9D7D1" w:sz="4"/>
+              <w:bottom w:val="single" w:color="D9D7D1" w:sz="4"/>
+              <w:right w:val="single" w:color="D9D7D1" w:sz="4"/>
+            </w:tcBorders>
+            <w:tcMar>
+              <w:top w:type="dxa" w:w="90"/>
+              <w:left w:type="dxa" w:w="120"/>
+              <w:bottom w:type="dxa" w:w="90"/>
+              <w:right w:type="dxa" w:w="120"/>
+            </w:tcMar>
+          </w:tcPr>
+          <w:p>
+            <w:pPr>
+              <w:spacing w:after="40" w:line="240"/>
+            </w:pPr>
+            <w:r>
+              <w:rPr>
+                <w:rFonts w:ascii="Calibri" w:cs="Calibri" w:eastAsia="Calibri" w:hAnsi="Calibri"/>
+                <w:b/>
+                <w:bCs/>
+                <w:color w:val="1B2027"/>
+                <w:sz w:val="19"/>
+                <w:szCs w:val="19"/>
+              </w:rPr>
+              <w:t xml:space="preserve">RVT / RFA</w:t>
+            </w:r>
+          </w:p>
+        </w:tc>
+        <w:tc>
+          <w:tcPr>
+            <w:tcW w:type="dxa" w:w="1700"/>
+            <w:tcBorders>
+              <w:top w:val="single" w:color="D9D7D1" w:sz="4"/>
+              <w:left w:val="single" w:color="D9D7D1" w:sz="4"/>
+              <w:bottom w:val="single" w:color="D9D7D1" w:sz="4"/>
+              <w:right w:val="single" w:color="D9D7D1" w:sz="4"/>
+            </w:tcBorders>
+            <w:shd w:fill="FBEDEC" w:color="auto" w:val="clear"/>
+            <w:tcMar>
+              <w:top w:type="dxa" w:w="90"/>
+              <w:left w:type="dxa" w:w="120"/>
+              <w:bottom w:type="dxa" w:w="90"/>
+              <w:right w:type="dxa" w:w="120"/>
+            </w:tcMar>
+          </w:tcPr>
+          <w:p>
+            <w:pPr>
+              <w:spacing w:after="40" w:line="240"/>
+            </w:pPr>
+            <w:r>
+              <w:rPr>
+                <w:rFonts w:ascii="Calibri" w:cs="Calibri" w:eastAsia="Calibri" w:hAnsi="Calibri"/>
+                <w:b/>
+                <w:bCs/>
+                <w:color w:val="C4342A"/>
+                <w:sz w:val="19"/>
+                <w:szCs w:val="19"/>
+              </w:rPr>
+              <w:t xml:space="preserve">Not supported</w:t>
+            </w:r>
+          </w:p>
+        </w:tc>
+        <w:tc>
+          <w:tcPr>
+            <w:tcW w:type="dxa" w:w="2900"/>
+            <w:tcBorders>
+              <w:top w:val="single" w:color="D9D7D1" w:sz="4"/>
+              <w:left w:val="single" w:color="D9D7D1" w:sz="4"/>
+              <w:bottom w:val="single" w:color="D9D7D1" w:sz="4"/>
+              <w:right w:val="single" w:color="D9D7D1" w:sz="4"/>
+            </w:tcBorders>
+            <w:shd w:fill="FBEDEC" w:color="auto" w:val="clear"/>
             <w:tcMar>
               <w:top w:type="dxa" w:w="90"/>
               <w:left w:type="dxa" w:w="120"/>
@@ -4633,19 +5335,20 @@
                 <w:sz w:val="19"/>
                 <w:szCs w:val="19"/>
               </w:rPr>
-              <w:t xml:space="preserve">IFC</w:t>
-            </w:r>
-          </w:p>
-        </w:tc>
-        <w:tc>
-          <w:tcPr>
-            <w:tcW w:type="dxa" w:w="3400"/>
-            <w:tcBorders>
-              <w:top w:val="single" w:color="D9D7D1" w:sz="4"/>
-              <w:left w:val="single" w:color="D9D7D1" w:sz="4"/>
-              <w:bottom w:val="single" w:color="D9D7D1" w:sz="4"/>
-              <w:right w:val="single" w:color="D9D7D1" w:sz="4"/>
-            </w:tcBorders>
+              <w:t xml:space="preserve">Detected and refused</w:t>
+            </w:r>
+          </w:p>
+        </w:tc>
+        <w:tc>
+          <w:tcPr>
+            <w:tcW w:type="dxa" w:w="3646"/>
+            <w:tcBorders>
+              <w:top w:val="single" w:color="D9D7D1" w:sz="4"/>
+              <w:left w:val="single" w:color="D9D7D1" w:sz="4"/>
+              <w:bottom w:val="single" w:color="D9D7D1" w:sz="4"/>
+              <w:right w:val="single" w:color="D9D7D1" w:sz="4"/>
+            </w:tcBorders>
+            <w:shd w:fill="FBEDEC" w:color="auto" w:val="clear"/>
             <w:tcMar>
               <w:top w:type="dxa" w:w="90"/>
               <w:left w:type="dxa" w:w="120"/>
@@ -4666,40 +5369,7 @@
                 <w:sz w:val="19"/>
                 <w:szCs w:val="19"/>
               </w:rPr>
-              <w:t xml:space="preserve">Geometry + hierarchy tree</w:t>
-            </w:r>
-          </w:p>
-        </w:tc>
-        <w:tc>
-          <w:tcPr>
-            <w:tcW w:type="dxa" w:w="4346"/>
-            <w:tcBorders>
-              <w:top w:val="single" w:color="D9D7D1" w:sz="4"/>
-              <w:left w:val="single" w:color="D9D7D1" w:sz="4"/>
-              <w:bottom w:val="single" w:color="D9D7D1" w:sz="4"/>
-              <w:right w:val="single" w:color="D9D7D1" w:sz="4"/>
-            </w:tcBorders>
-            <w:tcMar>
-              <w:top w:type="dxa" w:w="90"/>
-              <w:left w:type="dxa" w:w="120"/>
-              <w:bottom w:type="dxa" w:w="90"/>
-              <w:right w:type="dxa" w:w="120"/>
-            </w:tcMar>
-          </w:tcPr>
-          <w:p>
-            <w:pPr>
-              <w:spacing w:after="40" w:line="240"/>
-            </w:pPr>
-            <w:r>
-              <w:rPr>
-                <w:rFonts w:ascii="Calibri" w:cs="Calibri" w:eastAsia="Calibri" w:hAnsi="Calibri"/>
-                <w:b w:val="false"/>
-                <w:bCs w:val="false"/>
-                <w:color w:val="1B2027"/>
-                <w:sz w:val="19"/>
-                <w:szCs w:val="19"/>
-              </w:rPr>
-              <w:t xml:space="preserve">Tree is the primary interface, not a fallback</w:t>
+              <w:t xml:space="preserve">Recognised by OLE2 magic bytes and rejected with REVIT_BINARY. Identified only so the error is clean</w:t>
             </w:r>
           </w:p>
         </w:tc>
@@ -4718,7 +5388,7 @@
           <w:sz w:val="17"/>
           <w:szCs w:val="17"/>
         </w:rPr>
-        <w:t xml:space="preserve">Table 2 — Supported inputs.</w:t>
+        <w:t xml:space="preserve">Table 2 — What the pipeline actually accepts. Four supported, one hosted-only, two not supported at all.</w:t>
       </w:r>
     </w:p>
     <w:p>
@@ -4773,6 +5443,496 @@
           <w:szCs w:val="21"/>
         </w:rPr>
         <w:t xml:space="preserve"> and you have obtained an ODA licence yourself. Tracked as ADR 13, referred to counsel, unresolved. Do not plan a DWG workflow on the assumption this resolves in your favour.</w:t>
+      </w:r>
+    </w:p>
+    <w:p>
+      <w:pPr>
+        <w:pStyle w:val="Heading2"/>
+        <w:spacing w:after="140" w:before="280"/>
+      </w:pPr>
+      <w:r>
+        <w:rPr>
+          <w:rFonts w:ascii="Calibri" w:cs="Calibri" w:eastAsia="Calibri" w:hAnsi="Calibri"/>
+          <w:b/>
+          <w:bCs/>
+          <w:color w:val="0F7A83"/>
+          <w:sz w:val="25"/>
+          <w:szCs w:val="25"/>
+        </w:rPr>
+        <w:t xml:space="preserve">4.1  Why RVT and DWF are absent, and what it would take</w:t>
+      </w:r>
+    </w:p>
+    <w:p>
+      <w:pPr>
+        <w:spacing w:after="140" w:line="276"/>
+      </w:pPr>
+      <w:r>
+        <w:rPr>
+          <w:rFonts w:ascii="Calibri" w:cs="Calibri" w:eastAsia="Calibri" w:hAnsi="Calibri"/>
+          <w:b w:val="false"/>
+          <w:bCs w:val="false"/>
+          <w:color w:val="1B2027"/>
+          <w:sz w:val="21"/>
+          <w:szCs w:val="21"/>
+        </w:rPr>
+        <w:t xml:space="preserve">These two are named separately because they are the ones most often assumed, and because the reason they are missing is not “nobody got to it yet”.</w:t>
+      </w:r>
+    </w:p>
+    <w:p>
+      <w:pPr>
+        <w:spacing w:after="140" w:line="276"/>
+      </w:pPr>
+      <w:r>
+        <w:rPr>
+          <w:rFonts w:ascii="Calibri" w:cs="Calibri" w:eastAsia="Calibri" w:hAnsi="Calibri"/>
+          <w:b/>
+          <w:bCs/>
+          <w:color w:val="1B2027"/>
+          <w:sz w:val="21"/>
+          <w:szCs w:val="21"/>
+        </w:rPr>
+        <w:t xml:space="preserve">RVT (and RFA) is a proprietary Autodesk binary with no open reader.</w:t>
+      </w:r>
+      <w:r>
+        <w:rPr>
+          <w:rFonts w:ascii="Calibri" w:cs="Calibri" w:eastAsia="Calibri" w:hAnsi="Calibri"/>
+          <w:b w:val="false"/>
+          <w:bCs w:val="false"/>
+          <w:color w:val="1B2027"/>
+          <w:sz w:val="21"/>
+          <w:szCs w:val="21"/>
+        </w:rPr>
+        <w:t xml:space="preserve"> The pipeline detects it by OLE2 magic bytes and refuses it deliberately, so you get a clean </w:t>
+      </w:r>
+      <w:r>
+        <w:rPr>
+          <w:rFonts w:ascii="Consolas" w:cs="Consolas" w:eastAsia="Consolas" w:hAnsi="Consolas"/>
+          <w:b w:val="false"/>
+          <w:bCs w:val="false"/>
+          <w:color w:val="1B2027"/>
+          <w:sz w:val="19"/>
+          <w:szCs w:val="19"/>
+        </w:rPr>
+        <w:t xml:space="preserve">REVIT_BINARY</w:t>
+      </w:r>
+      <w:r>
+        <w:rPr>
+          <w:rFonts w:ascii="Calibri" w:cs="Calibri" w:eastAsia="Calibri" w:hAnsi="Calibri"/>
+          <w:b w:val="false"/>
+          <w:bCs w:val="false"/>
+          <w:color w:val="1B2027"/>
+          <w:sz w:val="21"/>
+          <w:szCs w:val="21"/>
+        </w:rPr>
+        <w:t xml:space="preserve"> error rather than a corrupt render. Every route to supporting it is commercial.</w:t>
+      </w:r>
+    </w:p>
+    <w:tbl>
+      <w:tblPr>
+        <w:tblW w:type="dxa" w:w="9746"/>
+        <w:tblBorders>
+          <w:top w:val="single" w:color="auto" w:sz="4"/>
+          <w:left w:val="single" w:color="auto" w:sz="4"/>
+          <w:bottom w:val="single" w:color="auto" w:sz="4"/>
+          <w:right w:val="single" w:color="auto" w:sz="4"/>
+          <w:insideH w:val="single" w:color="auto" w:sz="4"/>
+          <w:insideV w:val="single" w:color="auto" w:sz="4"/>
+        </w:tblBorders>
+      </w:tblPr>
+      <w:tblGrid>
+        <w:gridCol w:w="3400"/>
+        <w:gridCol w:w="6346"/>
+      </w:tblGrid>
+      <w:tr>
+        <w:trPr>
+          <w:tblHeader/>
+        </w:trPr>
+        <w:tc>
+          <w:tcPr>
+            <w:tcW w:type="dxa" w:w="3400"/>
+            <w:tcBorders>
+              <w:top w:val="single" w:color="D9D7D1" w:sz="4"/>
+              <w:left w:val="single" w:color="D9D7D1" w:sz="4"/>
+              <w:bottom w:val="single" w:color="D9D7D1" w:sz="4"/>
+              <w:right w:val="single" w:color="D9D7D1" w:sz="4"/>
+            </w:tcBorders>
+            <w:shd w:fill="F2F1EE" w:color="auto" w:val="clear"/>
+            <w:tcMar>
+              <w:top w:type="dxa" w:w="90"/>
+              <w:left w:type="dxa" w:w="120"/>
+              <w:bottom w:type="dxa" w:w="90"/>
+              <w:right w:type="dxa" w:w="120"/>
+            </w:tcMar>
+          </w:tcPr>
+          <w:p>
+            <w:pPr>
+              <w:spacing w:after="40" w:line="240"/>
+            </w:pPr>
+            <w:r>
+              <w:rPr>
+                <w:rFonts w:ascii="Calibri" w:cs="Calibri" w:eastAsia="Calibri" w:hAnsi="Calibri"/>
+                <w:b/>
+                <w:bCs/>
+                <w:color w:val="1B2027"/>
+                <w:sz w:val="19"/>
+                <w:szCs w:val="19"/>
+              </w:rPr>
+              <w:t xml:space="preserve">Route</w:t>
+            </w:r>
+          </w:p>
+        </w:tc>
+        <w:tc>
+          <w:tcPr>
+            <w:tcW w:type="dxa" w:w="6346"/>
+            <w:tcBorders>
+              <w:top w:val="single" w:color="D9D7D1" w:sz="4"/>
+              <w:left w:val="single" w:color="D9D7D1" w:sz="4"/>
+              <w:bottom w:val="single" w:color="D9D7D1" w:sz="4"/>
+              <w:right w:val="single" w:color="D9D7D1" w:sz="4"/>
+            </w:tcBorders>
+            <w:shd w:fill="F2F1EE" w:color="auto" w:val="clear"/>
+            <w:tcMar>
+              <w:top w:type="dxa" w:w="90"/>
+              <w:left w:type="dxa" w:w="120"/>
+              <w:bottom w:type="dxa" w:w="90"/>
+              <w:right w:type="dxa" w:w="120"/>
+            </w:tcMar>
+          </w:tcPr>
+          <w:p>
+            <w:pPr>
+              <w:spacing w:after="40" w:line="240"/>
+            </w:pPr>
+            <w:r>
+              <w:rPr>
+                <w:rFonts w:ascii="Calibri" w:cs="Calibri" w:eastAsia="Calibri" w:hAnsi="Calibri"/>
+                <w:b/>
+                <w:bCs/>
+                <w:color w:val="1B2027"/>
+                <w:sz w:val="19"/>
+                <w:szCs w:val="19"/>
+              </w:rPr>
+              <w:t xml:space="preserve">What it costs</w:t>
+            </w:r>
+          </w:p>
+        </w:tc>
+      </w:tr>
+      <w:tr>
+        <w:tc>
+          <w:tcPr>
+            <w:tcW w:type="dxa" w:w="3400"/>
+            <w:tcBorders>
+              <w:top w:val="single" w:color="D9D7D1" w:sz="4"/>
+              <w:left w:val="single" w:color="D9D7D1" w:sz="4"/>
+              <w:bottom w:val="single" w:color="D9D7D1" w:sz="4"/>
+              <w:right w:val="single" w:color="D9D7D1" w:sz="4"/>
+            </w:tcBorders>
+            <w:tcMar>
+              <w:top w:type="dxa" w:w="90"/>
+              <w:left w:type="dxa" w:w="120"/>
+              <w:bottom w:type="dxa" w:w="90"/>
+              <w:right w:type="dxa" w:w="120"/>
+            </w:tcMar>
+          </w:tcPr>
+          <w:p>
+            <w:pPr>
+              <w:spacing w:after="40" w:line="240"/>
+            </w:pPr>
+            <w:r>
+              <w:rPr>
+                <w:rFonts w:ascii="Calibri" w:cs="Calibri" w:eastAsia="Calibri" w:hAnsi="Calibri"/>
+                <w:b w:val="false"/>
+                <w:bCs w:val="false"/>
+                <w:color w:val="1B2027"/>
+                <w:sz w:val="19"/>
+                <w:szCs w:val="19"/>
+              </w:rPr>
+              <w:t xml:space="preserve">Autodesk Platform Services (formerly Forge)</w:t>
+            </w:r>
+          </w:p>
+        </w:tc>
+        <w:tc>
+          <w:tcPr>
+            <w:tcW w:type="dxa" w:w="6346"/>
+            <w:tcBorders>
+              <w:top w:val="single" w:color="D9D7D1" w:sz="4"/>
+              <w:left w:val="single" w:color="D9D7D1" w:sz="4"/>
+              <w:bottom w:val="single" w:color="D9D7D1" w:sz="4"/>
+              <w:right w:val="single" w:color="D9D7D1" w:sz="4"/>
+            </w:tcBorders>
+            <w:shd w:fill="FBEDEC" w:color="auto" w:val="clear"/>
+            <w:tcMar>
+              <w:top w:type="dxa" w:w="90"/>
+              <w:left w:type="dxa" w:w="120"/>
+              <w:bottom w:type="dxa" w:w="90"/>
+              <w:right w:type="dxa" w:w="120"/>
+            </w:tcMar>
+          </w:tcPr>
+          <w:p>
+            <w:pPr>
+              <w:spacing w:after="40" w:line="240"/>
+            </w:pPr>
+            <w:r>
+              <w:rPr>
+                <w:rFonts w:ascii="Calibri" w:cs="Calibri" w:eastAsia="Calibri" w:hAnsi="Calibri"/>
+                <w:b w:val="false"/>
+                <w:bCs w:val="false"/>
+                <w:color w:val="1B2027"/>
+                <w:sz w:val="19"/>
+                <w:szCs w:val="19"/>
+              </w:rPr>
+              <w:t xml:space="preserve">A cloud API. It SENDS THE MODEL TO AUTODESK, which collides directly with the data-residency and sovereignty position — for a Defence or IRAP-scoped tenant it is not merely a cost question, it is prohibited</w:t>
+            </w:r>
+          </w:p>
+        </w:tc>
+      </w:tr>
+      <w:tr>
+        <w:tc>
+          <w:tcPr>
+            <w:tcW w:type="dxa" w:w="3400"/>
+            <w:tcBorders>
+              <w:top w:val="single" w:color="D9D7D1" w:sz="4"/>
+              <w:left w:val="single" w:color="D9D7D1" w:sz="4"/>
+              <w:bottom w:val="single" w:color="D9D7D1" w:sz="4"/>
+              <w:right w:val="single" w:color="D9D7D1" w:sz="4"/>
+            </w:tcBorders>
+            <w:tcMar>
+              <w:top w:type="dxa" w:w="90"/>
+              <w:left w:type="dxa" w:w="120"/>
+              <w:bottom w:type="dxa" w:w="90"/>
+              <w:right w:type="dxa" w:w="120"/>
+            </w:tcMar>
+          </w:tcPr>
+          <w:p>
+            <w:pPr>
+              <w:spacing w:after="40" w:line="240"/>
+            </w:pPr>
+            <w:r>
+              <w:rPr>
+                <w:rFonts w:ascii="Calibri" w:cs="Calibri" w:eastAsia="Calibri" w:hAnsi="Calibri"/>
+                <w:b w:val="false"/>
+                <w:bCs w:val="false"/>
+                <w:color w:val="1B2027"/>
+                <w:sz w:val="19"/>
+                <w:szCs w:val="19"/>
+              </w:rPr>
+              <w:t xml:space="preserve">Revit itself, plus an export plugin</w:t>
+            </w:r>
+          </w:p>
+        </w:tc>
+        <w:tc>
+          <w:tcPr>
+            <w:tcW w:type="dxa" w:w="6346"/>
+            <w:tcBorders>
+              <w:top w:val="single" w:color="D9D7D1" w:sz="4"/>
+              <w:left w:val="single" w:color="D9D7D1" w:sz="4"/>
+              <w:bottom w:val="single" w:color="D9D7D1" w:sz="4"/>
+              <w:right w:val="single" w:color="D9D7D1" w:sz="4"/>
+            </w:tcBorders>
+            <w:tcMar>
+              <w:top w:type="dxa" w:w="90"/>
+              <w:left w:type="dxa" w:w="120"/>
+              <w:bottom w:type="dxa" w:w="90"/>
+              <w:right w:type="dxa" w:w="120"/>
+            </w:tcMar>
+          </w:tcPr>
+          <w:p>
+            <w:pPr>
+              <w:spacing w:after="40" w:line="240"/>
+            </w:pPr>
+            <w:r>
+              <w:rPr>
+                <w:rFonts w:ascii="Calibri" w:cs="Calibri" w:eastAsia="Calibri" w:hAnsi="Calibri"/>
+                <w:b w:val="false"/>
+                <w:bCs w:val="false"/>
+                <w:color w:val="1B2027"/>
+                <w:sz w:val="19"/>
+                <w:szCs w:val="19"/>
+              </w:rPr>
+              <w:t xml:space="preserve">Windows hosts, a licence per seat, and a rendering farm that is not the product’s architecture</w:t>
+            </w:r>
+          </w:p>
+        </w:tc>
+      </w:tr>
+      <w:tr>
+        <w:tc>
+          <w:tcPr>
+            <w:tcW w:type="dxa" w:w="3400"/>
+            <w:tcBorders>
+              <w:top w:val="single" w:color="D9D7D1" w:sz="4"/>
+              <w:left w:val="single" w:color="D9D7D1" w:sz="4"/>
+              <w:bottom w:val="single" w:color="D9D7D1" w:sz="4"/>
+              <w:right w:val="single" w:color="D9D7D1" w:sz="4"/>
+            </w:tcBorders>
+            <w:tcMar>
+              <w:top w:type="dxa" w:w="90"/>
+              <w:left w:type="dxa" w:w="120"/>
+              <w:bottom w:type="dxa" w:w="90"/>
+              <w:right w:type="dxa" w:w="120"/>
+            </w:tcMar>
+          </w:tcPr>
+          <w:p>
+            <w:pPr>
+              <w:spacing w:after="40" w:line="240"/>
+            </w:pPr>
+            <w:r>
+              <w:rPr>
+                <w:rFonts w:ascii="Calibri" w:cs="Calibri" w:eastAsia="Calibri" w:hAnsi="Calibri"/>
+                <w:b w:val="false"/>
+                <w:bCs w:val="false"/>
+                <w:color w:val="1B2027"/>
+                <w:sz w:val="19"/>
+                <w:szCs w:val="19"/>
+              </w:rPr>
+              <w:t xml:space="preserve">A commercial SDK (ODA BimRv or equivalent)</w:t>
+            </w:r>
+          </w:p>
+        </w:tc>
+        <w:tc>
+          <w:tcPr>
+            <w:tcW w:type="dxa" w:w="6346"/>
+            <w:tcBorders>
+              <w:top w:val="single" w:color="D9D7D1" w:sz="4"/>
+              <w:left w:val="single" w:color="D9D7D1" w:sz="4"/>
+              <w:bottom w:val="single" w:color="D9D7D1" w:sz="4"/>
+              <w:right w:val="single" w:color="D9D7D1" w:sz="4"/>
+            </w:tcBorders>
+            <w:tcMar>
+              <w:top w:type="dxa" w:w="90"/>
+              <w:left w:type="dxa" w:w="120"/>
+              <w:bottom w:type="dxa" w:w="90"/>
+              <w:right w:type="dxa" w:w="120"/>
+            </w:tcMar>
+          </w:tcPr>
+          <w:p>
+            <w:pPr>
+              <w:spacing w:after="40" w:line="240"/>
+            </w:pPr>
+            <w:r>
+              <w:rPr>
+                <w:rFonts w:ascii="Calibri" w:cs="Calibri" w:eastAsia="Calibri" w:hAnsi="Calibri"/>
+                <w:b w:val="false"/>
+                <w:bCs w:val="false"/>
+                <w:color w:val="1B2027"/>
+                <w:sz w:val="19"/>
+                <w:szCs w:val="19"/>
+              </w:rPr>
+              <w:t xml:space="preserve">A vendor relationship and a per-deployment fee, with the same redistribution question ADR 13 is already stuck on</w:t>
+            </w:r>
+          </w:p>
+        </w:tc>
+      </w:tr>
+    </w:tbl>
+    <w:p>
+      <w:pPr>
+        <w:spacing w:after="240" w:before="80"/>
+      </w:pPr>
+      <w:r>
+        <w:rPr>
+          <w:rFonts w:ascii="Calibri" w:cs="Calibri" w:eastAsia="Calibri" w:hAnsi="Calibri"/>
+          <w:b w:val="false"/>
+          <w:bCs w:val="false"/>
+          <w:color w:val="5F6875"/>
+          <w:sz w:val="17"/>
+          <w:szCs w:val="17"/>
+        </w:rPr>
+        <w:t xml:space="preserve">Table 3 — The three routes to RVT, and why none is free.</w:t>
+      </w:r>
+    </w:p>
+    <w:p>
+      <w:pPr>
+        <w:pBdr>
+          <w:left w:val="single" w:color="C4342A" w:sz="18" w:space="8"/>
+        </w:pBdr>
+        <w:shd w:fill="FBEDEC" w:color="auto" w:val="clear"/>
+        <w:spacing w:after="180" w:before="140"/>
+        <w:ind w:left="120" w:right="120"/>
+      </w:pPr>
+      <w:r>
+        <w:rPr>
+          <w:rFonts w:ascii="Calibri" w:cs="Calibri" w:eastAsia="Calibri" w:hAnsi="Calibri"/>
+          <w:b w:val="false"/>
+          <w:bCs w:val="false"/>
+          <w:color w:val="1B2027"/>
+          <w:sz w:val="21"/>
+          <w:szCs w:val="21"/>
+        </w:rPr>
+        <w:t xml:space="preserve">The sovereignty collision is the important one. </w:t>
+      </w:r>
+      <w:r>
+        <w:rPr>
+          <w:rFonts w:ascii="Calibri" w:cs="Calibri" w:eastAsia="Calibri" w:hAnsi="Calibri"/>
+          <w:b/>
+          <w:bCs/>
+          <w:color w:val="1B2027"/>
+          <w:sz w:val="21"/>
+          <w:szCs w:val="21"/>
+        </w:rPr>
+        <w:t xml:space="preserve">The cheapest route is the one we can least use</w:t>
+      </w:r>
+      <w:r>
+        <w:rPr>
+          <w:rFonts w:ascii="Calibri" w:cs="Calibri" w:eastAsia="Calibri" w:hAnsi="Calibri"/>
+          <w:b w:val="false"/>
+          <w:bCs w:val="false"/>
+          <w:color w:val="1B2027"/>
+          <w:sz w:val="21"/>
+          <w:szCs w:val="21"/>
+        </w:rPr>
+        <w:t xml:space="preserve">, because the tenants most likely to hold Revit models are also the ones whose data must not leave the jurisdiction.</w:t>
+      </w:r>
+    </w:p>
+    <w:p>
+      <w:pPr>
+        <w:spacing w:after="140" w:line="276"/>
+      </w:pPr>
+      <w:r>
+        <w:rPr>
+          <w:rFonts w:ascii="Calibri" w:cs="Calibri" w:eastAsia="Calibri" w:hAnsi="Calibri"/>
+          <w:b/>
+          <w:bCs/>
+          <w:color w:val="1B2027"/>
+          <w:sz w:val="21"/>
+          <w:szCs w:val="21"/>
+        </w:rPr>
+        <w:t xml:space="preserve">DWF is unimplemented rather than refused.</w:t>
+      </w:r>
+      <w:r>
+        <w:rPr>
+          <w:rFonts w:ascii="Calibri" w:cs="Calibri" w:eastAsia="Calibri" w:hAnsi="Calibri"/>
+          <w:b w:val="false"/>
+          <w:bCs w:val="false"/>
+          <w:color w:val="1B2027"/>
+          <w:sz w:val="21"/>
+          <w:szCs w:val="21"/>
+        </w:rPr>
+        <w:t xml:space="preserve"> It is a ZIP container holding W2D and W3D streams, and reading it is ordinary engineering rather than a licence problem — but no component of the pipeline knows the format today, so a DWF submission will fail as an unrecognised type. If DWF matters to you, say so: it is schedulable work in a way RVT is not.</w:t>
+      </w:r>
+    </w:p>
+    <w:p>
+      <w:pPr>
+        <w:spacing w:after="140" w:line="276"/>
+      </w:pPr>
+      <w:r>
+        <w:rPr>
+          <w:rFonts w:ascii="Calibri" w:cs="Calibri" w:eastAsia="Calibri" w:hAnsi="Calibri"/>
+          <w:b/>
+          <w:bCs/>
+          <w:color w:val="1B2027"/>
+          <w:sz w:val="21"/>
+          <w:szCs w:val="21"/>
+        </w:rPr>
+        <w:t xml:space="preserve">If you need either, raise it as a commercial requirement, not a bug.</w:t>
+      </w:r>
+      <w:r>
+        <w:rPr>
+          <w:rFonts w:ascii="Calibri" w:cs="Calibri" w:eastAsia="Calibri" w:hAnsi="Calibri"/>
+          <w:b w:val="false"/>
+          <w:bCs w:val="false"/>
+          <w:color w:val="1B2027"/>
+          <w:sz w:val="21"/>
+          <w:szCs w:val="21"/>
+        </w:rPr>
+        <w:t xml:space="preserve"> The answer involves a vendor contract and, for RVT, a residency decision that engineering cannot take alone.</w:t>
       </w:r>
     </w:p>
     <w:p>
@@ -4851,9 +6011,14 @@
             </w:pPr>
             <w:r>
               <w:rPr>
+                <w:rFonts w:ascii="Calibri" w:cs="Calibri" w:eastAsia="Calibri" w:hAnsi="Calibri"/>
                 <w:b/>
                 <w:bCs/>
-              </w:rPr>
+                <w:color w:val="1B2027"/>
+                <w:sz w:val="19"/>
+                <w:szCs w:val="19"/>
+              </w:rPr>
+              <w:t xml:space="preserve">Constraint</w:t>
             </w:r>
           </w:p>
         </w:tc>
@@ -4880,9 +6045,14 @@
             </w:pPr>
             <w:r>
               <w:rPr>
+                <w:rFonts w:ascii="Calibri" w:cs="Calibri" w:eastAsia="Calibri" w:hAnsi="Calibri"/>
                 <w:b/>
                 <w:bCs/>
-              </w:rPr>
+                <w:color w:val="1B2027"/>
+                <w:sz w:val="19"/>
+                <w:szCs w:val="19"/>
+              </w:rPr>
+              <w:t xml:space="preserve">Reality today</w:t>
             </w:r>
           </w:p>
         </w:tc>
@@ -4910,9 +6080,14 @@
             </w:pPr>
             <w:r>
               <w:rPr>
+                <w:rFonts w:ascii="Calibri" w:cs="Calibri" w:eastAsia="Calibri" w:hAnsi="Calibri"/>
                 <w:b/>
                 <w:bCs/>
-              </w:rPr>
+                <w:color w:val="1B2027"/>
+                <w:sz w:val="19"/>
+                <w:szCs w:val="19"/>
+              </w:rPr>
+              <w:t xml:space="preserve">Framing</w:t>
             </w:r>
           </w:p>
         </w:tc>
@@ -4974,9 +6149,14 @@
             </w:pPr>
             <w:r>
               <w:rPr>
+                <w:rFonts w:ascii="Calibri" w:cs="Calibri" w:eastAsia="Calibri" w:hAnsi="Calibri"/>
                 <w:b/>
                 <w:bCs/>
-              </w:rPr>
+                <w:color w:val="1B2027"/>
+                <w:sz w:val="19"/>
+                <w:szCs w:val="19"/>
+              </w:rPr>
+              <w:t xml:space="preserve">Cross-origin XHR</w:t>
             </w:r>
           </w:p>
         </w:tc>
@@ -5038,9 +6218,14 @@
             </w:pPr>
             <w:r>
               <w:rPr>
+                <w:rFonts w:ascii="Calibri" w:cs="Calibri" w:eastAsia="Calibri" w:hAnsi="Calibri"/>
                 <w:b/>
                 <w:bCs/>
-              </w:rPr>
+                <w:color w:val="1B2027"/>
+                <w:sz w:val="19"/>
+                <w:szCs w:val="19"/>
+              </w:rPr>
+              <w:t xml:space="preserve">Session</w:t>
             </w:r>
           </w:p>
         </w:tc>
@@ -5093,7 +6278,7 @@
           <w:sz w:val="17"/>
           <w:szCs w:val="17"/>
         </w:rPr>
-        <w:t xml:space="preserve">Table 3 — Why an embedded integration cannot be scoped yet.</w:t>
+        <w:t xml:space="preserve">Table 4 — Why an embedded integration cannot be scoped yet.</w:t>
       </w:r>
     </w:p>
     <w:p>
@@ -5276,9 +6461,14 @@
             </w:pPr>
             <w:r>
               <w:rPr>
+                <w:rFonts w:ascii="Calibri" w:cs="Calibri" w:eastAsia="Calibri" w:hAnsi="Calibri"/>
                 <w:b/>
                 <w:bCs/>
-              </w:rPr>
+                <w:color w:val="C4342A"/>
+                <w:sz w:val="19"/>
+                <w:szCs w:val="19"/>
+              </w:rPr>
+              <w:t xml:space="preserve">TODAY</w:t>
             </w:r>
           </w:p>
         </w:tc>
@@ -5306,9 +6496,14 @@
             </w:pPr>
             <w:r>
               <w:rPr>
+                <w:rFonts w:ascii="Calibri" w:cs="Calibri" w:eastAsia="Calibri" w:hAnsi="Calibri"/>
                 <w:b/>
                 <w:bCs/>
-              </w:rPr>
+                <w:color w:val="0F7A83"/>
+                <w:sz w:val="19"/>
+                <w:szCs w:val="19"/>
+              </w:rPr>
+              <w:t xml:space="preserve">NEEDED</w:t>
             </w:r>
           </w:p>
         </w:tc>
@@ -5443,9 +6638,14 @@
             </w:pPr>
             <w:r>
               <w:rPr>
+                <w:rFonts w:ascii="Calibri" w:cs="Calibri" w:eastAsia="Calibri" w:hAnsi="Calibri"/>
                 <w:b/>
                 <w:bCs/>
-              </w:rPr>
+                <w:color w:val="C4342A"/>
+                <w:sz w:val="19"/>
+                <w:szCs w:val="19"/>
+              </w:rPr>
+              <w:t xml:space="preserve">↓   blocked</w:t>
             </w:r>
           </w:p>
         </w:tc>
@@ -5472,9 +6672,14 @@
             </w:pPr>
             <w:r>
               <w:rPr>
+                <w:rFonts w:ascii="Calibri" w:cs="Calibri" w:eastAsia="Calibri" w:hAnsi="Calibri"/>
                 <w:b/>
                 <w:bCs/>
-              </w:rPr>
+                <w:color w:val="0F7A83"/>
+                <w:sz w:val="19"/>
+                <w:szCs w:val="19"/>
+              </w:rPr>
+              <w:t xml:space="preserve">↓</w:t>
             </w:r>
           </w:p>
         </w:tc>
@@ -5607,9 +6812,14 @@
             </w:pPr>
             <w:r>
               <w:rPr>
+                <w:rFonts w:ascii="Calibri" w:cs="Calibri" w:eastAsia="Calibri" w:hAnsi="Calibri"/>
                 <w:b/>
                 <w:bCs/>
-              </w:rPr>
+                <w:color w:val="C4342A"/>
+                <w:sz w:val="19"/>
+                <w:szCs w:val="19"/>
+              </w:rPr>
+              <w:t xml:space="preserve">↓</w:t>
             </w:r>
           </w:p>
         </w:tc>
@@ -5636,9 +6846,14 @@
             </w:pPr>
             <w:r>
               <w:rPr>
+                <w:rFonts w:ascii="Calibri" w:cs="Calibri" w:eastAsia="Calibri" w:hAnsi="Calibri"/>
                 <w:b/>
                 <w:bCs/>
-              </w:rPr>
+                <w:color w:val="0F7A83"/>
+                <w:sz w:val="19"/>
+                <w:szCs w:val="19"/>
+              </w:rPr>
+              <w:t xml:space="preserve">↓</w:t>
             </w:r>
           </w:p>
         </w:tc>

--- a/docs/Viewer-Product-Integration-Guide.docx
+++ b/docs/Viewer-Product-Integration-Guide.docx
@@ -935,7 +935,7 @@
           <w:sz w:val="21"/>
           <w:szCs w:val="21"/>
         </w:rPr>
-        <w:t xml:space="preserve">So: you can convert and render your customers’ documents through our API today, inside your own interface, using your own rendering. You cannot yet embed our viewer, and if you do get it on screen it has no way to know who your user is.</w:t>
+        <w:t xml:space="preserve">So: you can convert and render your customers’ documents through our API today, inside your own interface, using your own rendering. Embedding our viewer is specified but not yet built — the contract is settled (section 5), the code is not.</w:t>
       </w:r>
     </w:p>
     <w:p>
@@ -5949,7 +5949,23 @@
           <w:sz w:val="30"/>
           <w:szCs w:val="30"/>
         </w:rPr>
-        <w:t xml:space="preserve">5.  Embedding — read before you scope it</w:t>
+        <w:t xml:space="preserve">5.  Embedding — decided, not yet built</w:t>
+      </w:r>
+    </w:p>
+    <w:p>
+      <w:pPr>
+        <w:spacing w:after="200" w:line="276"/>
+      </w:pPr>
+      <w:r>
+        <w:rPr>
+          <w:rFonts w:ascii="Calibri" w:cs="Calibri" w:eastAsia="Calibri" w:hAnsi="Calibri"/>
+          <w:b w:val="false"/>
+          <w:bCs w:val="false"/>
+          <w:color w:val="5F6875"/>
+          <w:sz w:val="21"/>
+          <w:szCs w:val="21"/>
+        </w:rPr>
+        <w:t xml:space="preserve">The contract is settled and specified. An iframe and a versioned postMessage protocol; the viewer authenticates nobody and authorises nothing. You mint a short-lived URL for the document, tell the viewer a name to display, and receive what the user did — every operation that changes anything comes back to you to authorise server-side.</w:t>
       </w:r>
     </w:p>
     <w:p>
@@ -5965,7 +5981,89 @@
           <w:sz w:val="21"/>
           <w:szCs w:val="21"/>
         </w:rPr>
-        <w:t xml:space="preserve">Three constraints, all currently blocking.</w:t>
+        <w:t xml:space="preserve">Recorded as ADR 14 (</w:t>
+      </w:r>
+      <w:r>
+        <w:rPr>
+          <w:rFonts w:ascii="Consolas" w:cs="Consolas" w:eastAsia="Consolas" w:hAnsi="Consolas"/>
+          <w:b w:val="false"/>
+          <w:bCs w:val="false"/>
+          <w:color w:val="1B2027"/>
+          <w:sz w:val="19"/>
+          <w:szCs w:val="19"/>
+        </w:rPr>
+        <w:t xml:space="preserve">cde-platform</w:t>
+      </w:r>
+      <w:r>
+        <w:rPr>
+          <w:rFonts w:ascii="Calibri" w:cs="Calibri" w:eastAsia="Calibri" w:hAnsi="Calibri"/>
+          <w:b w:val="false"/>
+          <w:bCs w:val="false"/>
+          <w:color w:val="1B2027"/>
+          <w:sz w:val="21"/>
+          <w:szCs w:val="21"/>
+        </w:rPr>
+        <w:t xml:space="preserve">, </w:t>
+      </w:r>
+      <w:r>
+        <w:rPr>
+          <w:rFonts w:ascii="Consolas" w:cs="Consolas" w:eastAsia="Consolas" w:hAnsi="Consolas"/>
+          <w:b w:val="false"/>
+          <w:bCs w:val="false"/>
+          <w:color w:val="1B2027"/>
+          <w:sz w:val="19"/>
+          <w:szCs w:val="19"/>
+        </w:rPr>
+        <w:t xml:space="preserve">docs/adr/0014-viewer-embed-and-identity-contracts.md</w:t>
+      </w:r>
+      <w:r>
+        <w:rPr>
+          <w:rFonts w:ascii="Calibri" w:cs="Calibri" w:eastAsia="Calibri" w:hAnsi="Calibri"/>
+          <w:b w:val="false"/>
+          <w:bCs w:val="false"/>
+          <w:color w:val="1B2027"/>
+          <w:sz w:val="21"/>
+          <w:szCs w:val="21"/>
+        </w:rPr>
+        <w:t xml:space="preserve">), with the message-level detail in </w:t>
+      </w:r>
+      <w:r>
+        <w:rPr>
+          <w:rFonts w:ascii="Consolas" w:cs="Consolas" w:eastAsia="Consolas" w:hAnsi="Consolas"/>
+          <w:b w:val="false"/>
+          <w:bCs w:val="false"/>
+          <w:color w:val="1B2027"/>
+          <w:sz w:val="19"/>
+          <w:szCs w:val="19"/>
+        </w:rPr>
+        <w:t xml:space="preserve">docs/viewer-embed-protocol.md</w:t>
+      </w:r>
+      <w:r>
+        <w:rPr>
+          <w:rFonts w:ascii="Calibri" w:cs="Calibri" w:eastAsia="Calibri" w:hAnsi="Calibri"/>
+          <w:b w:val="false"/>
+          <w:bCs w:val="false"/>
+          <w:color w:val="1B2027"/>
+          <w:sz w:val="21"/>
+          <w:szCs w:val="21"/>
+        </w:rPr>
+        <w:t xml:space="preserve">. That document is written to be built against and is stable enough to design around, though the code does not exist yet.</w:t>
+      </w:r>
+    </w:p>
+    <w:p>
+      <w:pPr>
+        <w:spacing w:after="140" w:line="276"/>
+      </w:pPr>
+      <w:r>
+        <w:rPr>
+          <w:rFonts w:ascii="Calibri" w:cs="Calibri" w:eastAsia="Calibri" w:hAnsi="Calibri"/>
+          <w:b w:val="false"/>
+          <w:bCs w:val="false"/>
+          <w:color w:val="1B2027"/>
+          <w:sz w:val="21"/>
+          <w:szCs w:val="21"/>
+        </w:rPr>
+        <w:t xml:space="preserve">Three constraints remain true of the code as it stands today.</w:t>
       </w:r>
     </w:p>
     <w:tbl>
@@ -6121,7 +6219,7 @@
                 <w:sz w:val="19"/>
                 <w:szCs w:val="19"/>
               </w:rPr>
-              <w:t xml:space="preserve">Content-Security-Policy: frame-ancestors 'none'. A cross-origin iframe will not render</w:t>
+              <w:t xml:space="preserve">Content-Security-Policy: frame-ancestors 'none'. A cross-origin iframe will not render. Becomes a per-tenant allow-list on the embed route only</w:t>
             </w:r>
           </w:p>
         </w:tc>
@@ -6278,7 +6376,7 @@
           <w:sz w:val="17"/>
           <w:szCs w:val="17"/>
         </w:rPr>
-        <w:t xml:space="preserve">Table 4 — Why an embedded integration cannot be scoped yet.</w:t>
+        <w:t xml:space="preserve">Table 4 — What is still true of the code, now that the contract is decided.</w:t>
       </w:r>
     </w:p>
     <w:p>
@@ -6359,7 +6457,7 @@
           <w:sz w:val="21"/>
           <w:szCs w:val="21"/>
         </w:rPr>
-        <w:t xml:space="preserve">, the honest recommendation is to skip the embed entirely: use section 3 to convert, and render the resulting PDF or SVG in your own interface with your own viewer. That avoids all three constraints and is a complete feature.</w:t>
+        <w:t xml:space="preserve">, the honest recommendation is still to skip the embed: use section 3 to convert, and render the resulting PDF or SVG in your own interface with your own viewer. That avoids all three constraints and is a complete feature today rather than a contract to wait for.</w:t>
       </w:r>
     </w:p>
     <w:p>
@@ -6392,7 +6490,7 @@
           <w:sz w:val="21"/>
           <w:szCs w:val="21"/>
         </w:rPr>
-        <w:t xml:space="preserve">Not “you need to configure SSO”. There is nothing to configure. A markup’s author is a foreign key into our user table, so </w:t>
+        <w:t xml:space="preserve">Not “you need to configure SSO”. There is nothing to configure. In the code as it stands, a markup’s author is a foreign key into our user table, so </w:t>
       </w:r>
       <w:r>
         <w:rPr>
@@ -6403,18 +6501,18 @@
           <w:sz w:val="21"/>
           <w:szCs w:val="21"/>
         </w:rPr>
-        <w:t xml:space="preserve">your user must exist as a row in our database before they can annotate anything.</w:t>
-      </w:r>
-      <w:r>
-        <w:rPr>
-          <w:rFonts w:ascii="Calibri" w:cs="Calibri" w:eastAsia="Calibri" w:hAnsi="Calibri"/>
-          <w:b w:val="false"/>
-          <w:bCs w:val="false"/>
-          <w:color w:val="1B2027"/>
-          <w:sz w:val="21"/>
-          <w:szCs w:val="21"/>
-        </w:rPr>
-        <w:t xml:space="preserve"> Any integration today means shadow-provisioning your users into our system, which is a data-protection conversation before it is an engineering one.</w:t>
+        <w:t xml:space="preserve">your user must exist as a row in our database before they can annotate anything</w:t>
+      </w:r>
+      <w:r>
+        <w:rPr>
+          <w:rFonts w:ascii="Calibri" w:cs="Calibri" w:eastAsia="Calibri" w:hAnsi="Calibri"/>
+          <w:b w:val="false"/>
+          <w:bCs w:val="false"/>
+          <w:color w:val="1B2027"/>
+          <w:sz w:val="21"/>
+          <w:szCs w:val="21"/>
+        </w:rPr>
+        <w:t xml:space="preserve"> — which means shadow-provisioning your users into our system, a data-protection conversation before it is an engineering one.</w:t>
       </w:r>
     </w:p>
     <w:tbl>
@@ -7058,13 +7156,67 @@
       <w:r>
         <w:rPr>
           <w:rFonts w:ascii="Calibri" w:cs="Calibri" w:eastAsia="Calibri" w:hAnsi="Calibri"/>
-          <w:b w:val="false"/>
-          <w:bCs w:val="false"/>
-          <w:color w:val="1B2027"/>
-          <w:sz w:val="21"/>
-          <w:szCs w:val="21"/>
-        </w:rPr>
-        <w:t xml:space="preserve">The fix is an opaque issuer-and-subject reference plus a display name you supply, so you stay the system of record for who your people are. It is not built. If markup attribution matters to you, say so — it moves the priority.</w:t>
+          <w:b/>
+          <w:bCs/>
+          <w:color w:val="1B2027"/>
+          <w:sz w:val="21"/>
+          <w:szCs w:val="21"/>
+        </w:rPr>
+        <w:t xml:space="preserve">That is what the contract removes.</w:t>
+      </w:r>
+      <w:r>
+        <w:rPr>
+          <w:rFonts w:ascii="Calibri" w:cs="Calibri" w:eastAsia="Calibri" w:hAnsi="Calibri"/>
+          <w:b w:val="false"/>
+          <w:bCs w:val="false"/>
+          <w:color w:val="1B2027"/>
+          <w:sz w:val="21"/>
+          <w:szCs w:val="21"/>
+        </w:rPr>
+        <w:t xml:space="preserve"> The viewer is told a display name and an opaque subject id, both untrusted and used only for presentation, and the author is stamped by whoever persists the markup — you. You stay the system of record for who your people are, and nothing about your users reaches our database.</w:t>
+      </w:r>
+    </w:p>
+    <w:p>
+      <w:pPr>
+        <w:pBdr>
+          <w:left w:val="single" w:color="C4342A" w:sz="18" w:space="8"/>
+        </w:pBdr>
+        <w:shd w:fill="FBEDEC" w:color="auto" w:val="clear"/>
+        <w:spacing w:after="180" w:before="140"/>
+        <w:ind w:left="120" w:right="120"/>
+      </w:pPr>
+      <w:r>
+        <w:rPr>
+          <w:rFonts w:ascii="Calibri" w:cs="Calibri" w:eastAsia="Calibri" w:hAnsi="Calibri"/>
+          <w:b w:val="false"/>
+          <w:bCs w:val="false"/>
+          <w:color w:val="1B2027"/>
+          <w:sz w:val="21"/>
+          <w:szCs w:val="21"/>
+        </w:rPr>
+        <w:t xml:space="preserve">You do </w:t>
+      </w:r>
+      <w:r>
+        <w:rPr>
+          <w:rFonts w:ascii="Calibri" w:cs="Calibri" w:eastAsia="Calibri" w:hAnsi="Calibri"/>
+          <w:b/>
+          <w:bCs/>
+          <w:color w:val="1B2027"/>
+          <w:sz w:val="21"/>
+          <w:szCs w:val="21"/>
+        </w:rPr>
+        <w:t xml:space="preserve">not</w:t>
+      </w:r>
+      <w:r>
+        <w:rPr>
+          <w:rFonts w:ascii="Calibri" w:cs="Calibri" w:eastAsia="Calibri" w:hAnsi="Calibri"/>
+          <w:b w:val="false"/>
+          <w:bCs w:val="false"/>
+          <w:color w:val="1B2027"/>
+          <w:sz w:val="21"/>
+          <w:szCs w:val="21"/>
+        </w:rPr>
+        <w:t xml:space="preserve"> need to mint a JWT, and you do not need an identity provider we can talk to. If an earlier version of this guide told you to prepare a signed assertion with a stable subject claim, disregard it — that was written while the question was open, and the answer went the other way.</w:t>
       </w:r>
     </w:p>
     <w:p>
@@ -7097,7 +7249,7 @@
           <w:sz w:val="21"/>
           <w:szCs w:val="21"/>
         </w:rPr>
-        <w:t xml:space="preserve">When the contract lands, these are the shapes to expect. None of this is implemented; do not build against it yet. It is here so your architecture does not paint itself into a corner.</w:t>
+        <w:t xml:space="preserve">The contract has landed. It is specified, not implemented — do not build against it yet — but it is settled enough to design around, and these are no longer guesses.</w:t>
       </w:r>
     </w:p>
     <w:p>
@@ -7118,18 +7270,18 @@
           <w:sz w:val="21"/>
           <w:szCs w:val="21"/>
         </w:rPr>
-        <w:t xml:space="preserve">Embedding</w:t>
-      </w:r>
-      <w:r>
-        <w:rPr>
-          <w:rFonts w:ascii="Calibri" w:cs="Calibri" w:eastAsia="Calibri" w:hAnsi="Calibri"/>
-          <w:b w:val="false"/>
-          <w:bCs w:val="false"/>
-          <w:color w:val="1B2027"/>
-          <w:sz w:val="21"/>
-          <w:szCs w:val="21"/>
-        </w:rPr>
-        <w:t xml:space="preserve"> will be an iframe with a per-tenant </w:t>
+        <w:t xml:space="preserve">Embedding is an iframe</w:t>
+      </w:r>
+      <w:r>
+        <w:rPr>
+          <w:rFonts w:ascii="Calibri" w:cs="Calibri" w:eastAsia="Calibri" w:hAnsi="Calibri"/>
+          <w:b w:val="false"/>
+          <w:bCs w:val="false"/>
+          <w:color w:val="1B2027"/>
+          <w:sz w:val="21"/>
+          <w:szCs w:val="21"/>
+        </w:rPr>
+        <w:t xml:space="preserve"> with a per-tenant </w:t>
       </w:r>
       <w:r>
         <w:rPr>
@@ -7151,7 +7303,7 @@
           <w:sz w:val="21"/>
           <w:szCs w:val="21"/>
         </w:rPr>
-        <w:t xml:space="preserve"> allow-list, a published web component, or both. Keep your viewer container swappable.</w:t>
+        <w:t xml:space="preserve"> allow-list. Not a web component: the viewer renders untrusted documents, and sharing your origin would mean a document that escapes the PDF renderer runs with your session on your domain.</w:t>
       </w:r>
     </w:p>
     <w:p>
@@ -7172,18 +7324,18 @@
           <w:sz w:val="21"/>
           <w:szCs w:val="21"/>
         </w:rPr>
-        <w:t xml:space="preserve">Identity</w:t>
-      </w:r>
-      <w:r>
-        <w:rPr>
-          <w:rFonts w:ascii="Calibri" w:cs="Calibri" w:eastAsia="Calibri" w:hAnsi="Calibri"/>
-          <w:b w:val="false"/>
-          <w:bCs w:val="false"/>
-          <w:color w:val="1B2027"/>
-          <w:sz w:val="21"/>
-          <w:szCs w:val="21"/>
-        </w:rPr>
-        <w:t xml:space="preserve"> will be a signed assertion you issue, exchanged for a short-lived viewer session. Make sure you can mint a JWT with a stable subject claim per user.</w:t>
+        <w:t xml:space="preserve">Identity is three untrusted fields</w:t>
+      </w:r>
+      <w:r>
+        <w:rPr>
+          <w:rFonts w:ascii="Calibri" w:cs="Calibri" w:eastAsia="Calibri" w:hAnsi="Calibri"/>
+          <w:b w:val="false"/>
+          <w:bCs w:val="false"/>
+          <w:color w:val="1B2027"/>
+          <w:sz w:val="21"/>
+          <w:szCs w:val="21"/>
+        </w:rPr>
+        <w:t xml:space="preserve"> — a display name, an opaque subject id, and capability flags that decide which controls render and nothing else. No signed assertion, no viewer session, no JWT. Sending no identity at all is a supported read-only deployment.</w:t>
       </w:r>
     </w:p>
     <w:p>
@@ -7204,18 +7356,18 @@
           <w:sz w:val="21"/>
           <w:szCs w:val="21"/>
         </w:rPr>
-        <w:t xml:space="preserve">Markups</w:t>
-      </w:r>
-      <w:r>
-        <w:rPr>
-          <w:rFonts w:ascii="Calibri" w:cs="Calibri" w:eastAsia="Calibri" w:hAnsi="Calibri"/>
-          <w:b w:val="false"/>
-          <w:bCs w:val="false"/>
-          <w:color w:val="1B2027"/>
-          <w:sz w:val="21"/>
-          <w:szCs w:val="21"/>
-        </w:rPr>
-        <w:t xml:space="preserve"> will come back either as events on a callback you host or as a document you pull. Have a place to put them that is not the rendered file.</w:t>
+        <w:t xml:space="preserve">Markup comes back as events</w:t>
+      </w:r>
+      <w:r>
+        <w:rPr>
+          <w:rFonts w:ascii="Calibri" w:cs="Calibri" w:eastAsia="Calibri" w:hAnsi="Calibri"/>
+          <w:b w:val="false"/>
+          <w:bCs w:val="false"/>
+          <w:color w:val="1B2027"/>
+          <w:sz w:val="21"/>
+          <w:szCs w:val="21"/>
+        </w:rPr>
+        <w:t xml:space="preserve"> on the message channel, with the geometry as an opaque string you store and hand back. There is no author field — you stamp that.</w:t>
       </w:r>
     </w:p>
     <w:p>
@@ -7236,18 +7388,78 @@
           <w:sz w:val="21"/>
           <w:szCs w:val="21"/>
         </w:rPr>
-        <w:t xml:space="preserve">Document identity</w:t>
-      </w:r>
-      <w:r>
-        <w:rPr>
-          <w:rFonts w:ascii="Calibri" w:cs="Calibri" w:eastAsia="Calibri" w:hAnsi="Calibri"/>
-          <w:b w:val="false"/>
-          <w:bCs w:val="false"/>
-          <w:color w:val="1B2027"/>
-          <w:sz w:val="21"/>
-          <w:szCs w:val="21"/>
-        </w:rPr>
-        <w:t xml:space="preserve"> — we currently key on our own numeric id. An external identifier is planned; keep your own id available at the boundary.</w:t>
+        <w:t xml:space="preserve">Document identity is yours.</w:t>
+      </w:r>
+      <w:r>
+        <w:rPr>
+          <w:rFonts w:ascii="Calibri" w:cs="Calibri" w:eastAsia="Calibri" w:hAnsi="Calibri"/>
+          <w:b w:val="false"/>
+          <w:bCs w:val="false"/>
+          <w:color w:val="1B2027"/>
+          <w:sz w:val="21"/>
+          <w:szCs w:val="21"/>
+        </w:rPr>
+        <w:t xml:space="preserve"> Pass an </w:t>
+      </w:r>
+      <w:r>
+        <w:rPr>
+          <w:rFonts w:ascii="Consolas" w:cs="Consolas" w:eastAsia="Consolas" w:hAnsi="Consolas"/>
+          <w:b w:val="false"/>
+          <w:bCs w:val="false"/>
+          <w:color w:val="1B2027"/>
+          <w:sz w:val="19"/>
+          <w:szCs w:val="19"/>
+        </w:rPr>
+        <w:t xml:space="preserve">externalId</w:t>
+      </w:r>
+      <w:r>
+        <w:rPr>
+          <w:rFonts w:ascii="Calibri" w:cs="Calibri" w:eastAsia="Calibri" w:hAnsi="Calibri"/>
+          <w:b w:val="false"/>
+          <w:bCs w:val="false"/>
+          <w:color w:val="1B2027"/>
+          <w:sz w:val="21"/>
+          <w:szCs w:val="21"/>
+        </w:rPr>
+        <w:t xml:space="preserve"> in the handshake and it comes back on every event, so you never hold a map between your id and ours.</w:t>
+      </w:r>
+    </w:p>
+    <w:p>
+      <w:pPr>
+        <w:spacing w:after="140" w:line="276"/>
+      </w:pPr>
+      <w:r>
+        <w:rPr>
+          <w:rFonts w:ascii="Calibri" w:cs="Calibri" w:eastAsia="Calibri" w:hAnsi="Calibri"/>
+          <w:b w:val="false"/>
+          <w:bCs w:val="false"/>
+          <w:color w:val="1B2027"/>
+          <w:sz w:val="21"/>
+          <w:szCs w:val="21"/>
+        </w:rPr>
+        <w:t xml:space="preserve">Full message shapes: </w:t>
+      </w:r>
+      <w:r>
+        <w:rPr>
+          <w:rFonts w:ascii="Consolas" w:cs="Consolas" w:eastAsia="Consolas" w:hAnsi="Consolas"/>
+          <w:b w:val="false"/>
+          <w:bCs w:val="false"/>
+          <w:color w:val="1B2027"/>
+          <w:sz w:val="19"/>
+          <w:szCs w:val="19"/>
+        </w:rPr>
+        <w:t xml:space="preserve">docs/viewer-embed-protocol.md</w:t>
+      </w:r>
+      <w:r>
+        <w:rPr>
+          <w:rFonts w:ascii="Calibri" w:cs="Calibri" w:eastAsia="Calibri" w:hAnsi="Calibri"/>
+          <w:b w:val="false"/>
+          <w:bCs w:val="false"/>
+          <w:color w:val="1B2027"/>
+          <w:sz w:val="21"/>
+          <w:szCs w:val="21"/>
+        </w:rPr>
+        <w:t xml:space="preserve">.</w:t>
       </w:r>
     </w:p>
     <w:p>
@@ -7679,7 +7891,29 @@
           <w:sz w:val="21"/>
           <w:szCs w:val="21"/>
         </w:rPr>
-        <w:t xml:space="preserve">Has the embed contract been decided? (Section 5 — currently no)</w:t>
+        <w:t xml:space="preserve">Have you read the embed protocol? (</w:t>
+      </w:r>
+      <w:r>
+        <w:rPr>
+          <w:rFonts w:ascii="Consolas" w:cs="Consolas" w:eastAsia="Consolas" w:hAnsi="Consolas"/>
+          <w:b w:val="false"/>
+          <w:bCs w:val="false"/>
+          <w:color w:val="1B2027"/>
+          <w:sz w:val="19"/>
+          <w:szCs w:val="19"/>
+        </w:rPr>
+        <w:t xml:space="preserve">docs/viewer-embed-protocol.md</w:t>
+      </w:r>
+      <w:r>
+        <w:rPr>
+          <w:rFonts w:ascii="Calibri" w:cs="Calibri" w:eastAsia="Calibri" w:hAnsi="Calibri"/>
+          <w:b w:val="false"/>
+          <w:bCs w:val="false"/>
+          <w:color w:val="1B2027"/>
+          <w:sz w:val="21"/>
+          <w:szCs w:val="21"/>
+        </w:rPr>
+        <w:t xml:space="preserve">)</w:t>
       </w:r>
     </w:p>
     <w:p>
@@ -7700,7 +7934,7 @@
           <w:sz w:val="21"/>
           <w:szCs w:val="21"/>
         </w:rPr>
-        <w:t xml:space="preserve">Has the identity contract been decided? (Section 5.1 — currently no)</w:t>
+        <w:t xml:space="preserve">Can you mint a short-lived URL for a document, and serve a page that frames us?</w:t>
       </w:r>
     </w:p>
     <w:p>
@@ -7721,7 +7955,28 @@
           <w:sz w:val="21"/>
           <w:szCs w:val="21"/>
         </w:rPr>
-        <w:t xml:space="preserve">Do you know which of the 17 document operations you need? (Section 6)</w:t>
+        <w:t xml:space="preserve">Do you have somewhere to store markup that is not the rendered file?</w:t>
+      </w:r>
+    </w:p>
+    <w:p>
+      <w:pPr>
+        <w:pStyle w:val="ListParagraph"/>
+        <w:numPr>
+          <w:ilvl w:val="0"/>
+          <w:numId w:val="2"/>
+        </w:numPr>
+        <w:spacing w:after="90" w:line="276"/>
+      </w:pPr>
+      <w:r>
+        <w:rPr>
+          <w:rFonts w:ascii="Calibri" w:cs="Calibri" w:eastAsia="Calibri" w:hAnsi="Calibri"/>
+          <w:b w:val="false"/>
+          <w:bCs w:val="false"/>
+          <w:color w:val="1B2027"/>
+          <w:sz w:val="21"/>
+          <w:szCs w:val="21"/>
+        </w:rPr>
+        <w:t xml:space="preserve">Do you know which of the 17 document operations you need to implement as callbacks?</w:t>
       </w:r>
     </w:p>
     <w:p>
@@ -7742,7 +7997,29 @@
           <w:sz w:val="21"/>
           <w:szCs w:val="21"/>
         </w:rPr>
-        <w:t xml:space="preserve">If the last three are all “no”, the buildable integration is section 3 and nothing else. That is a real feature and it works — it is just smaller than “embed the viewer”, and worth scoping as what it is.</w:t>
+        <w:t xml:space="preserve">The embed is specified but not built, so the integration you can ship </w:t>
+      </w:r>
+      <w:r>
+        <w:rPr>
+          <w:rFonts w:ascii="Calibri" w:cs="Calibri" w:eastAsia="Calibri" w:hAnsi="Calibri"/>
+          <w:b/>
+          <w:bCs/>
+          <w:color w:val="1B2027"/>
+          <w:sz w:val="21"/>
+          <w:szCs w:val="21"/>
+        </w:rPr>
+        <w:t xml:space="preserve">today</w:t>
+      </w:r>
+      <w:r>
+        <w:rPr>
+          <w:rFonts w:ascii="Calibri" w:cs="Calibri" w:eastAsia="Calibri" w:hAnsi="Calibri"/>
+          <w:b w:val="false"/>
+          <w:bCs w:val="false"/>
+          <w:color w:val="1B2027"/>
+          <w:sz w:val="21"/>
+          <w:szCs w:val="21"/>
+        </w:rPr>
+        <w:t xml:space="preserve"> is still section 3 and nothing else. That is a real feature and it works — it is just smaller than “embed the viewer”, and worth scoping as what it is.</w:t>
       </w:r>
     </w:p>
     <w:sectPr>
